--- a/tillsyn/A 22067-2024 tillsynsbegäran.docx
+++ b/tillsyn/A 22067-2024 tillsynsbegäran.docx
@@ -249,7 +249,7 @@
     <w:r>
       <w:tab/>
       <w:tab/>
-      <w:t>2025-10-07</w:t>
+      <w:t>2025-10-08</w:t>
       <w:br/>
       <w:br/>
     </w:r>

--- a/tillsyn/A 22067-2024 tillsynsbegäran.docx
+++ b/tillsyn/A 22067-2024 tillsynsbegäran.docx
@@ -249,7 +249,7 @@
     <w:r>
       <w:tab/>
       <w:tab/>
-      <w:t>2025-10-08</w:t>
+      <w:t>2025-10-09</w:t>
       <w:br/>
       <w:br/>
     </w:r>

--- a/tillsyn/A 22067-2024 tillsynsbegäran.docx
+++ b/tillsyn/A 22067-2024 tillsynsbegäran.docx
@@ -249,7 +249,7 @@
     <w:r>
       <w:tab/>
       <w:tab/>
-      <w:t>2025-10-09</w:t>
+      <w:t>2025-10-10</w:t>
       <w:br/>
       <w:br/>
     </w:r>

--- a/tillsyn/A 22067-2024 tillsynsbegäran.docx
+++ b/tillsyn/A 22067-2024 tillsynsbegäran.docx
@@ -249,7 +249,7 @@
     <w:r>
       <w:tab/>
       <w:tab/>
-      <w:t>2025-10-10</w:t>
+      <w:t>2025-10-11</w:t>
       <w:br/>
       <w:br/>
     </w:r>

--- a/tillsyn/A 22067-2024 tillsynsbegäran.docx
+++ b/tillsyn/A 22067-2024 tillsynsbegäran.docx
@@ -249,7 +249,7 @@
     <w:r>
       <w:tab/>
       <w:tab/>
-      <w:t>2025-10-16</w:t>
+      <w:t>2025-10-17</w:t>
       <w:br/>
       <w:br/>
     </w:r>

--- a/tillsyn/A 22067-2024 tillsynsbegäran.docx
+++ b/tillsyn/A 22067-2024 tillsynsbegäran.docx
@@ -249,7 +249,7 @@
     <w:r>
       <w:tab/>
       <w:tab/>
-      <w:t>2025-10-17</w:t>
+      <w:t>2025-10-18</w:t>
       <w:br/>
       <w:br/>
     </w:r>

--- a/tillsyn/A 22067-2024 tillsynsbegäran.docx
+++ b/tillsyn/A 22067-2024 tillsynsbegäran.docx
@@ -249,7 +249,7 @@
     <w:r>
       <w:tab/>
       <w:tab/>
-      <w:t>2025-10-18</w:t>
+      <w:t>2025-10-19</w:t>
       <w:br/>
       <w:br/>
     </w:r>

--- a/tillsyn/A 22067-2024 tillsynsbegäran.docx
+++ b/tillsyn/A 22067-2024 tillsynsbegäran.docx
@@ -249,7 +249,7 @@
     <w:r>
       <w:tab/>
       <w:tab/>
-      <w:t>2025-10-19</w:t>
+      <w:t>2025-10-20</w:t>
       <w:br/>
       <w:br/>
     </w:r>

--- a/tillsyn/A 22067-2024 tillsynsbegäran.docx
+++ b/tillsyn/A 22067-2024 tillsynsbegäran.docx
@@ -249,7 +249,7 @@
     <w:r>
       <w:tab/>
       <w:tab/>
-      <w:t>2025-10-20</w:t>
+      <w:t>2025-10-21</w:t>
       <w:br/>
       <w:br/>
     </w:r>

--- a/tillsyn/A 22067-2024 tillsynsbegäran.docx
+++ b/tillsyn/A 22067-2024 tillsynsbegäran.docx
@@ -249,7 +249,7 @@
     <w:r>
       <w:tab/>
       <w:tab/>
-      <w:t>2025-10-21</w:t>
+      <w:t>2025-10-22</w:t>
       <w:br/>
       <w:br/>
     </w:r>

--- a/tillsyn/A 22067-2024 tillsynsbegäran.docx
+++ b/tillsyn/A 22067-2024 tillsynsbegäran.docx
@@ -249,7 +249,7 @@
     <w:r>
       <w:tab/>
       <w:tab/>
-      <w:t>2025-10-22</w:t>
+      <w:t>2025-10-23</w:t>
       <w:br/>
       <w:br/>
     </w:r>

--- a/tillsyn/A 22067-2024 tillsynsbegäran.docx
+++ b/tillsyn/A 22067-2024 tillsynsbegäran.docx
@@ -249,7 +249,7 @@
     <w:r>
       <w:tab/>
       <w:tab/>
-      <w:t>2025-10-23</w:t>
+      <w:t>2025-10-24</w:t>
       <w:br/>
       <w:br/>
     </w:r>

--- a/tillsyn/A 22067-2024 tillsynsbegäran.docx
+++ b/tillsyn/A 22067-2024 tillsynsbegäran.docx
@@ -249,7 +249,7 @@
     <w:r>
       <w:tab/>
       <w:tab/>
-      <w:t>2025-10-24</w:t>
+      <w:t>2025-10-25</w:t>
       <w:br/>
       <w:br/>
     </w:r>

--- a/tillsyn/A 22067-2024 tillsynsbegäran.docx
+++ b/tillsyn/A 22067-2024 tillsynsbegäran.docx
@@ -249,7 +249,7 @@
     <w:r>
       <w:tab/>
       <w:tab/>
-      <w:t>2025-10-25</w:t>
+      <w:t>2025-10-26</w:t>
       <w:br/>
       <w:br/>
     </w:r>

--- a/tillsyn/A 22067-2024 tillsynsbegäran.docx
+++ b/tillsyn/A 22067-2024 tillsynsbegäran.docx
@@ -249,7 +249,7 @@
     <w:r>
       <w:tab/>
       <w:tab/>
-      <w:t>2025-10-26</w:t>
+      <w:t>2025-10-27</w:t>
       <w:br/>
       <w:br/>
     </w:r>

--- a/tillsyn/A 22067-2024 tillsynsbegäran.docx
+++ b/tillsyn/A 22067-2024 tillsynsbegäran.docx
@@ -249,7 +249,7 @@
     <w:r>
       <w:tab/>
       <w:tab/>
-      <w:t>2025-10-27</w:t>
+      <w:t>2025-10-28</w:t>
       <w:br/>
       <w:br/>
     </w:r>

--- a/tillsyn/A 22067-2024 tillsynsbegäran.docx
+++ b/tillsyn/A 22067-2024 tillsynsbegäran.docx
@@ -249,7 +249,7 @@
     <w:r>
       <w:tab/>
       <w:tab/>
-      <w:t>2025-10-28</w:t>
+      <w:t>2025-10-29</w:t>
       <w:br/>
       <w:br/>
     </w:r>

--- a/tillsyn/A 22067-2024 tillsynsbegäran.docx
+++ b/tillsyn/A 22067-2024 tillsynsbegäran.docx
@@ -249,7 +249,7 @@
     <w:r>
       <w:tab/>
       <w:tab/>
-      <w:t>2025-10-29</w:t>
+      <w:t>2025-10-30</w:t>
       <w:br/>
       <w:br/>
     </w:r>

--- a/tillsyn/A 22067-2024 tillsynsbegäran.docx
+++ b/tillsyn/A 22067-2024 tillsynsbegäran.docx
@@ -249,7 +249,7 @@
     <w:r>
       <w:tab/>
       <w:tab/>
-      <w:t>2025-10-30</w:t>
+      <w:t>2025-10-31</w:t>
       <w:br/>
       <w:br/>
     </w:r>

--- a/tillsyn/A 22067-2024 tillsynsbegäran.docx
+++ b/tillsyn/A 22067-2024 tillsynsbegäran.docx
@@ -249,7 +249,7 @@
     <w:r>
       <w:tab/>
       <w:tab/>
-      <w:t>2025-10-31</w:t>
+      <w:t>2025-11-01</w:t>
       <w:br/>
       <w:br/>
     </w:r>

--- a/tillsyn/A 22067-2024 tillsynsbegäran.docx
+++ b/tillsyn/A 22067-2024 tillsynsbegäran.docx
@@ -249,7 +249,7 @@
     <w:r>
       <w:tab/>
       <w:tab/>
-      <w:t>2025-11-01</w:t>
+      <w:t>2025-11-02</w:t>
       <w:br/>
       <w:br/>
     </w:r>

--- a/tillsyn/A 22067-2024 tillsynsbegäran.docx
+++ b/tillsyn/A 22067-2024 tillsynsbegäran.docx
@@ -249,7 +249,7 @@
     <w:r>
       <w:tab/>
       <w:tab/>
-      <w:t>2025-11-02</w:t>
+      <w:t>2025-11-03</w:t>
       <w:br/>
       <w:br/>
     </w:r>

--- a/tillsyn/A 22067-2024 tillsynsbegäran.docx
+++ b/tillsyn/A 22067-2024 tillsynsbegäran.docx
@@ -249,7 +249,7 @@
     <w:r>
       <w:tab/>
       <w:tab/>
-      <w:t>2025-11-03</w:t>
+      <w:t>2025-11-04</w:t>
       <w:br/>
       <w:br/>
     </w:r>

--- a/tillsyn/A 22067-2024 tillsynsbegäran.docx
+++ b/tillsyn/A 22067-2024 tillsynsbegäran.docx
@@ -249,7 +249,7 @@
     <w:r>
       <w:tab/>
       <w:tab/>
-      <w:t>2025-11-04</w:t>
+      <w:t>2025-11-05</w:t>
       <w:br/>
       <w:br/>
     </w:r>

--- a/tillsyn/A 22067-2024 tillsynsbegäran.docx
+++ b/tillsyn/A 22067-2024 tillsynsbegäran.docx
@@ -249,7 +249,7 @@
     <w:r>
       <w:tab/>
       <w:tab/>
-      <w:t>2025-11-05</w:t>
+      <w:t>2025-11-06</w:t>
       <w:br/>
       <w:br/>
     </w:r>

--- a/tillsyn/A 22067-2024 tillsynsbegäran.docx
+++ b/tillsyn/A 22067-2024 tillsynsbegäran.docx
@@ -249,7 +249,7 @@
     <w:r>
       <w:tab/>
       <w:tab/>
-      <w:t>2025-11-06</w:t>
+      <w:t>2025-11-07</w:t>
       <w:br/>
       <w:br/>
     </w:r>

--- a/tillsyn/A 22067-2024 tillsynsbegäran.docx
+++ b/tillsyn/A 22067-2024 tillsynsbegäran.docx
@@ -249,7 +249,7 @@
     <w:r>
       <w:tab/>
       <w:tab/>
-      <w:t>2025-11-07</w:t>
+      <w:t>2025-11-08</w:t>
       <w:br/>
       <w:br/>
     </w:r>

--- a/tillsyn/A 22067-2024 tillsynsbegäran.docx
+++ b/tillsyn/A 22067-2024 tillsynsbegäran.docx
@@ -249,7 +249,7 @@
     <w:r>
       <w:tab/>
       <w:tab/>
-      <w:t>2025-11-08</w:t>
+      <w:t>2025-11-09</w:t>
       <w:br/>
       <w:br/>
     </w:r>

--- a/tillsyn/A 22067-2024 tillsynsbegäran.docx
+++ b/tillsyn/A 22067-2024 tillsynsbegäran.docx
@@ -249,7 +249,7 @@
     <w:r>
       <w:tab/>
       <w:tab/>
-      <w:t>2025-11-09</w:t>
+      <w:t>2025-11-10</w:t>
       <w:br/>
       <w:br/>
     </w:r>

--- a/tillsyn/A 22067-2024 tillsynsbegäran.docx
+++ b/tillsyn/A 22067-2024 tillsynsbegäran.docx
@@ -249,7 +249,7 @@
     <w:r>
       <w:tab/>
       <w:tab/>
-      <w:t>2025-11-10</w:t>
+      <w:t>2025-11-11</w:t>
       <w:br/>
       <w:br/>
     </w:r>

--- a/tillsyn/A 22067-2024 tillsynsbegäran.docx
+++ b/tillsyn/A 22067-2024 tillsynsbegäran.docx
@@ -249,7 +249,7 @@
     <w:r>
       <w:tab/>
       <w:tab/>
-      <w:t>2025-11-11</w:t>
+      <w:t>2025-11-12</w:t>
       <w:br/>
       <w:br/>
     </w:r>

--- a/tillsyn/A 22067-2024 tillsynsbegäran.docx
+++ b/tillsyn/A 22067-2024 tillsynsbegäran.docx
@@ -249,7 +249,7 @@
     <w:r>
       <w:tab/>
       <w:tab/>
-      <w:t>2025-11-12</w:t>
+      <w:t>2025-11-13</w:t>
       <w:br/>
       <w:br/>
     </w:r>

--- a/tillsyn/A 22067-2024 tillsynsbegäran.docx
+++ b/tillsyn/A 22067-2024 tillsynsbegäran.docx
@@ -249,7 +249,7 @@
     <w:r>
       <w:tab/>
       <w:tab/>
-      <w:t>2025-11-13</w:t>
+      <w:t>2025-11-14</w:t>
       <w:br/>
       <w:br/>
     </w:r>

--- a/tillsyn/A 22067-2024 tillsynsbegäran.docx
+++ b/tillsyn/A 22067-2024 tillsynsbegäran.docx
@@ -249,7 +249,7 @@
     <w:r>
       <w:tab/>
       <w:tab/>
-      <w:t>2025-11-14</w:t>
+      <w:t>2025-11-15</w:t>
       <w:br/>
       <w:br/>
     </w:r>

--- a/tillsyn/A 22067-2024 tillsynsbegäran.docx
+++ b/tillsyn/A 22067-2024 tillsynsbegäran.docx
@@ -249,7 +249,7 @@
     <w:r>
       <w:tab/>
       <w:tab/>
-      <w:t>2025-11-15</w:t>
+      <w:t>2025-11-20</w:t>
       <w:br/>
       <w:br/>
     </w:r>

--- a/tillsyn/A 22067-2024 tillsynsbegäran.docx
+++ b/tillsyn/A 22067-2024 tillsynsbegäran.docx
@@ -249,7 +249,7 @@
     <w:r>
       <w:tab/>
       <w:tab/>
-      <w:t>2025-11-20</w:t>
+      <w:t>2025-11-21</w:t>
       <w:br/>
       <w:br/>
     </w:r>

--- a/tillsyn/A 22067-2024 tillsynsbegäran.docx
+++ b/tillsyn/A 22067-2024 tillsynsbegäran.docx
@@ -249,7 +249,7 @@
     <w:r>
       <w:tab/>
       <w:tab/>
-      <w:t>2025-11-21</w:t>
+      <w:t>2025-11-22</w:t>
       <w:br/>
       <w:br/>
     </w:r>

--- a/tillsyn/A 22067-2024 tillsynsbegäran.docx
+++ b/tillsyn/A 22067-2024 tillsynsbegäran.docx
@@ -249,7 +249,7 @@
     <w:r>
       <w:tab/>
       <w:tab/>
-      <w:t>2025-11-22</w:t>
+      <w:t>2025-11-23</w:t>
       <w:br/>
       <w:br/>
     </w:r>

--- a/tillsyn/A 22067-2024 tillsynsbegäran.docx
+++ b/tillsyn/A 22067-2024 tillsynsbegäran.docx
@@ -249,7 +249,7 @@
     <w:r>
       <w:tab/>
       <w:tab/>
-      <w:t>2025-11-23</w:t>
+      <w:t>2025-11-24</w:t>
       <w:br/>
       <w:br/>
     </w:r>

--- a/tillsyn/A 22067-2024 tillsynsbegäran.docx
+++ b/tillsyn/A 22067-2024 tillsynsbegäran.docx
@@ -249,7 +249,7 @@
     <w:r>
       <w:tab/>
       <w:tab/>
-      <w:t>2025-11-24</w:t>
+      <w:t>2025-11-25</w:t>
       <w:br/>
       <w:br/>
     </w:r>

--- a/tillsyn/A 22067-2024 tillsynsbegäran.docx
+++ b/tillsyn/A 22067-2024 tillsynsbegäran.docx
@@ -249,7 +249,7 @@
     <w:r>
       <w:tab/>
       <w:tab/>
-      <w:t>2025-11-25</w:t>
+      <w:t>2025-11-26</w:t>
       <w:br/>
       <w:br/>
     </w:r>

--- a/tillsyn/A 22067-2024 tillsynsbegäran.docx
+++ b/tillsyn/A 22067-2024 tillsynsbegäran.docx
@@ -249,7 +249,7 @@
     <w:r>
       <w:tab/>
       <w:tab/>
-      <w:t>2025-11-26</w:t>
+      <w:t>2025-11-27</w:t>
       <w:br/>
       <w:br/>
     </w:r>

--- a/tillsyn/A 22067-2024 tillsynsbegäran.docx
+++ b/tillsyn/A 22067-2024 tillsynsbegäran.docx
@@ -249,7 +249,7 @@
     <w:r>
       <w:tab/>
       <w:tab/>
-      <w:t>2025-11-27</w:t>
+      <w:t>2025-11-28</w:t>
       <w:br/>
       <w:br/>
     </w:r>

--- a/tillsyn/A 22067-2024 tillsynsbegäran.docx
+++ b/tillsyn/A 22067-2024 tillsynsbegäran.docx
@@ -249,7 +249,7 @@
     <w:r>
       <w:tab/>
       <w:tab/>
-      <w:t>2025-11-28</w:t>
+      <w:t>2025-11-29</w:t>
       <w:br/>
       <w:br/>
     </w:r>

--- a/tillsyn/A 22067-2024 tillsynsbegäran.docx
+++ b/tillsyn/A 22067-2024 tillsynsbegäran.docx
@@ -249,7 +249,7 @@
     <w:r>
       <w:tab/>
       <w:tab/>
-      <w:t>2025-11-29</w:t>
+      <w:t>2025-11-30</w:t>
       <w:br/>
       <w:br/>
     </w:r>

--- a/tillsyn/A 22067-2024 tillsynsbegäran.docx
+++ b/tillsyn/A 22067-2024 tillsynsbegäran.docx
@@ -249,7 +249,7 @@
     <w:r>
       <w:tab/>
       <w:tab/>
-      <w:t>2025-11-30</w:t>
+      <w:t>2025-12-01</w:t>
       <w:br/>
       <w:br/>
     </w:r>

--- a/tillsyn/A 22067-2024 tillsynsbegäran.docx
+++ b/tillsyn/A 22067-2024 tillsynsbegäran.docx
@@ -249,7 +249,7 @@
     <w:r>
       <w:tab/>
       <w:tab/>
-      <w:t>2025-12-01</w:t>
+      <w:t>2025-12-02</w:t>
       <w:br/>
       <w:br/>
     </w:r>

--- a/tillsyn/A 22067-2024 tillsynsbegäran.docx
+++ b/tillsyn/A 22067-2024 tillsynsbegäran.docx
@@ -249,7 +249,7 @@
     <w:r>
       <w:tab/>
       <w:tab/>
-      <w:t>2025-12-02</w:t>
+      <w:t>2025-12-03</w:t>
       <w:br/>
       <w:br/>
     </w:r>

--- a/tillsyn/A 22067-2024 tillsynsbegäran.docx
+++ b/tillsyn/A 22067-2024 tillsynsbegäran.docx
@@ -249,7 +249,7 @@
     <w:r>
       <w:tab/>
       <w:tab/>
-      <w:t>2025-12-03</w:t>
+      <w:t>2025-12-04</w:t>
       <w:br/>
       <w:br/>
     </w:r>

--- a/tillsyn/A 22067-2024 tillsynsbegäran.docx
+++ b/tillsyn/A 22067-2024 tillsynsbegäran.docx
@@ -249,7 +249,7 @@
     <w:r>
       <w:tab/>
       <w:tab/>
-      <w:t>2025-12-04</w:t>
+      <w:t>2025-12-05</w:t>
       <w:br/>
       <w:br/>
     </w:r>

--- a/tillsyn/A 22067-2024 tillsynsbegäran.docx
+++ b/tillsyn/A 22067-2024 tillsynsbegäran.docx
@@ -249,7 +249,7 @@
     <w:r>
       <w:tab/>
       <w:tab/>
-      <w:t>2025-12-05</w:t>
+      <w:t>2025-12-06</w:t>
       <w:br/>
       <w:br/>
     </w:r>

--- a/tillsyn/A 22067-2024 tillsynsbegäran.docx
+++ b/tillsyn/A 22067-2024 tillsynsbegäran.docx
@@ -249,7 +249,7 @@
     <w:r>
       <w:tab/>
       <w:tab/>
-      <w:t>2025-12-06</w:t>
+      <w:t>2025-12-07</w:t>
       <w:br/>
       <w:br/>
     </w:r>

--- a/tillsyn/A 22067-2024 tillsynsbegäran.docx
+++ b/tillsyn/A 22067-2024 tillsynsbegäran.docx
@@ -249,7 +249,7 @@
     <w:r>
       <w:tab/>
       <w:tab/>
-      <w:t>2025-12-07</w:t>
+      <w:t>2025-12-08</w:t>
       <w:br/>
       <w:br/>
     </w:r>

--- a/tillsyn/A 22067-2024 tillsynsbegäran.docx
+++ b/tillsyn/A 22067-2024 tillsynsbegäran.docx
@@ -249,7 +249,7 @@
     <w:r>
       <w:tab/>
       <w:tab/>
-      <w:t>2025-12-08</w:t>
+      <w:t>2025-12-09</w:t>
       <w:br/>
       <w:br/>
     </w:r>

--- a/tillsyn/A 22067-2024 tillsynsbegäran.docx
+++ b/tillsyn/A 22067-2024 tillsynsbegäran.docx
@@ -249,7 +249,7 @@
     <w:r>
       <w:tab/>
       <w:tab/>
-      <w:t>2025-12-09</w:t>
+      <w:t>2025-12-10</w:t>
       <w:br/>
       <w:br/>
     </w:r>

--- a/tillsyn/A 22067-2024 tillsynsbegäran.docx
+++ b/tillsyn/A 22067-2024 tillsynsbegäran.docx
@@ -249,7 +249,7 @@
     <w:r>
       <w:tab/>
       <w:tab/>
-      <w:t>2025-12-10</w:t>
+      <w:t>2025-12-11</w:t>
       <w:br/>
       <w:br/>
     </w:r>

--- a/tillsyn/A 22067-2024 tillsynsbegäran.docx
+++ b/tillsyn/A 22067-2024 tillsynsbegäran.docx
@@ -249,7 +249,7 @@
     <w:r>
       <w:tab/>
       <w:tab/>
-      <w:t>2025-12-11</w:t>
+      <w:t>2025-12-12</w:t>
       <w:br/>
       <w:br/>
     </w:r>

--- a/tillsyn/A 22067-2024 tillsynsbegäran.docx
+++ b/tillsyn/A 22067-2024 tillsynsbegäran.docx
@@ -249,7 +249,7 @@
     <w:r>
       <w:tab/>
       <w:tab/>
-      <w:t>2025-12-12</w:t>
+      <w:t>2025-12-13</w:t>
       <w:br/>
       <w:br/>
     </w:r>

--- a/tillsyn/A 22067-2024 tillsynsbegäran.docx
+++ b/tillsyn/A 22067-2024 tillsynsbegäran.docx
@@ -249,7 +249,7 @@
     <w:r>
       <w:tab/>
       <w:tab/>
-      <w:t>2025-12-19</w:t>
+      <w:t>2025-12-20</w:t>
       <w:br/>
       <w:br/>
     </w:r>

--- a/tillsyn/A 22067-2024 tillsynsbegäran.docx
+++ b/tillsyn/A 22067-2024 tillsynsbegäran.docx
@@ -249,7 +249,7 @@
     <w:r>
       <w:tab/>
       <w:tab/>
-      <w:t>2025-12-20</w:t>
+      <w:t>2025-12-21</w:t>
       <w:br/>
       <w:br/>
     </w:r>

--- a/tillsyn/A 22067-2024 tillsynsbegäran.docx
+++ b/tillsyn/A 22067-2024 tillsynsbegäran.docx
@@ -249,7 +249,7 @@
     <w:r>
       <w:tab/>
       <w:tab/>
-      <w:t>2025-12-21</w:t>
+      <w:t>2025-12-22</w:t>
       <w:br/>
       <w:br/>
     </w:r>

--- a/tillsyn/A 22067-2024 tillsynsbegäran.docx
+++ b/tillsyn/A 22067-2024 tillsynsbegäran.docx
@@ -249,7 +249,7 @@
     <w:r>
       <w:tab/>
       <w:tab/>
-      <w:t>2025-12-22</w:t>
+      <w:t>2025-12-26</w:t>
       <w:br/>
       <w:br/>
     </w:r>

--- a/tillsyn/A 22067-2024 tillsynsbegäran.docx
+++ b/tillsyn/A 22067-2024 tillsynsbegäran.docx
@@ -249,7 +249,7 @@
     <w:r>
       <w:tab/>
       <w:tab/>
-      <w:t>2026-01-03</w:t>
+      <w:t>2026-01-04</w:t>
       <w:br/>
       <w:br/>
     </w:r>

--- a/tillsyn/A 22067-2024 tillsynsbegäran.docx
+++ b/tillsyn/A 22067-2024 tillsynsbegäran.docx
@@ -249,7 +249,7 @@
     <w:r>
       <w:tab/>
       <w:tab/>
-      <w:t>2026-01-07</w:t>
+      <w:t>2026-01-08</w:t>
       <w:br/>
       <w:br/>
     </w:r>

--- a/tillsyn/A 22067-2024 tillsynsbegäran.docx
+++ b/tillsyn/A 22067-2024 tillsynsbegäran.docx
@@ -249,7 +249,7 @@
     <w:r>
       <w:tab/>
       <w:tab/>
-      <w:t>2026-01-08</w:t>
+      <w:t>2026-01-09</w:t>
       <w:br/>
       <w:br/>
     </w:r>

--- a/tillsyn/A 22067-2024 tillsynsbegäran.docx
+++ b/tillsyn/A 22067-2024 tillsynsbegäran.docx
@@ -249,7 +249,7 @@
     <w:r>
       <w:tab/>
       <w:tab/>
-      <w:t>2026-01-09</w:t>
+      <w:t>2026-01-10</w:t>
       <w:br/>
       <w:br/>
     </w:r>

--- a/tillsyn/A 22067-2024 tillsynsbegäran.docx
+++ b/tillsyn/A 22067-2024 tillsynsbegäran.docx
@@ -249,7 +249,7 @@
     <w:r>
       <w:tab/>
       <w:tab/>
-      <w:t>2026-01-10</w:t>
+      <w:t>2026-01-11</w:t>
       <w:br/>
       <w:br/>
     </w:r>

--- a/tillsyn/A 22067-2024 tillsynsbegäran.docx
+++ b/tillsyn/A 22067-2024 tillsynsbegäran.docx
@@ -249,7 +249,7 @@
     <w:r>
       <w:tab/>
       <w:tab/>
-      <w:t>2026-01-11</w:t>
+      <w:t>2026-01-12</w:t>
       <w:br/>
       <w:br/>
     </w:r>

--- a/tillsyn/A 22067-2024 tillsynsbegäran.docx
+++ b/tillsyn/A 22067-2024 tillsynsbegäran.docx
@@ -249,7 +249,7 @@
     <w:r>
       <w:tab/>
       <w:tab/>
-      <w:t>2026-01-12</w:t>
+      <w:t>2026-01-13</w:t>
       <w:br/>
       <w:br/>
     </w:r>

--- a/tillsyn/A 22067-2024 tillsynsbegäran.docx
+++ b/tillsyn/A 22067-2024 tillsynsbegäran.docx
@@ -249,7 +249,7 @@
     <w:r>
       <w:tab/>
       <w:tab/>
-      <w:t>2026-01-13</w:t>
+      <w:t>2026-01-14</w:t>
       <w:br/>
       <w:br/>
     </w:r>

--- a/tillsyn/A 22067-2024 tillsynsbegäran.docx
+++ b/tillsyn/A 22067-2024 tillsynsbegäran.docx
@@ -249,7 +249,7 @@
     <w:r>
       <w:tab/>
       <w:tab/>
-      <w:t>2026-01-14</w:t>
+      <w:t>2026-01-15</w:t>
       <w:br/>
       <w:br/>
     </w:r>

--- a/tillsyn/A 22067-2024 tillsynsbegäran.docx
+++ b/tillsyn/A 22067-2024 tillsynsbegäran.docx
@@ -249,7 +249,7 @@
     <w:r>
       <w:tab/>
       <w:tab/>
-      <w:t>2026-01-15</w:t>
+      <w:t>2026-01-16</w:t>
       <w:br/>
       <w:br/>
     </w:r>

--- a/tillsyn/A 22067-2024 tillsynsbegäran.docx
+++ b/tillsyn/A 22067-2024 tillsynsbegäran.docx
@@ -249,7 +249,7 @@
     <w:r>
       <w:tab/>
       <w:tab/>
-      <w:t>2026-01-16</w:t>
+      <w:t>2026-01-17</w:t>
       <w:br/>
       <w:br/>
     </w:r>

--- a/tillsyn/A 22067-2024 tillsynsbegäran.docx
+++ b/tillsyn/A 22067-2024 tillsynsbegäran.docx
@@ -249,7 +249,7 @@
     <w:r>
       <w:tab/>
       <w:tab/>
-      <w:t>2026-01-17</w:t>
+      <w:t>2026-01-18</w:t>
       <w:br/>
       <w:br/>
     </w:r>

--- a/tillsyn/A 22067-2024 tillsynsbegäran.docx
+++ b/tillsyn/A 22067-2024 tillsynsbegäran.docx
@@ -249,7 +249,7 @@
     <w:r>
       <w:tab/>
       <w:tab/>
-      <w:t>2026-01-18</w:t>
+      <w:t>2026-01-19</w:t>
       <w:br/>
       <w:br/>
     </w:r>

--- a/tillsyn/A 22067-2024 tillsynsbegäran.docx
+++ b/tillsyn/A 22067-2024 tillsynsbegäran.docx
@@ -249,7 +249,7 @@
     <w:r>
       <w:tab/>
       <w:tab/>
-      <w:t>2026-01-19</w:t>
+      <w:t>2026-01-20</w:t>
       <w:br/>
       <w:br/>
     </w:r>

--- a/tillsyn/A 22067-2024 tillsynsbegäran.docx
+++ b/tillsyn/A 22067-2024 tillsynsbegäran.docx
@@ -249,7 +249,7 @@
     <w:r>
       <w:tab/>
       <w:tab/>
-      <w:t>2026-01-20</w:t>
+      <w:t>2026-01-21</w:t>
       <w:br/>
       <w:br/>
     </w:r>

--- a/tillsyn/A 22067-2024 tillsynsbegäran.docx
+++ b/tillsyn/A 22067-2024 tillsynsbegäran.docx
@@ -249,7 +249,7 @@
     <w:r>
       <w:tab/>
       <w:tab/>
-      <w:t>2026-01-21</w:t>
+      <w:t>2026-01-23</w:t>
       <w:br/>
       <w:br/>
     </w:r>

--- a/tillsyn/A 22067-2024 tillsynsbegäran.docx
+++ b/tillsyn/A 22067-2024 tillsynsbegäran.docx
@@ -249,7 +249,7 @@
     <w:r>
       <w:tab/>
       <w:tab/>
-      <w:t>2026-01-23</w:t>
+      <w:t>2026-01-24</w:t>
       <w:br/>
       <w:br/>
     </w:r>

--- a/tillsyn/A 22067-2024 tillsynsbegäran.docx
+++ b/tillsyn/A 22067-2024 tillsynsbegäran.docx
@@ -249,7 +249,7 @@
     <w:r>
       <w:tab/>
       <w:tab/>
-      <w:t>2026-01-24</w:t>
+      <w:t>2026-01-25</w:t>
       <w:br/>
       <w:br/>
     </w:r>

--- a/tillsyn/A 22067-2024 tillsynsbegäran.docx
+++ b/tillsyn/A 22067-2024 tillsynsbegäran.docx
@@ -249,7 +249,7 @@
     <w:r>
       <w:tab/>
       <w:tab/>
-      <w:t>2026-01-25</w:t>
+      <w:t>2026-01-26</w:t>
       <w:br/>
       <w:br/>
     </w:r>

--- a/tillsyn/A 22067-2024 tillsynsbegäran.docx
+++ b/tillsyn/A 22067-2024 tillsynsbegäran.docx
@@ -249,7 +249,7 @@
     <w:r>
       <w:tab/>
       <w:tab/>
-      <w:t>2026-01-26</w:t>
+      <w:t>2026-01-27</w:t>
       <w:br/>
       <w:br/>
     </w:r>

--- a/tillsyn/A 22067-2024 tillsynsbegäran.docx
+++ b/tillsyn/A 22067-2024 tillsynsbegäran.docx
@@ -249,7 +249,7 @@
     <w:r>
       <w:tab/>
       <w:tab/>
-      <w:t>2026-01-27</w:t>
+      <w:t>2026-01-28</w:t>
       <w:br/>
       <w:br/>
     </w:r>

--- a/tillsyn/A 22067-2024 tillsynsbegäran.docx
+++ b/tillsyn/A 22067-2024 tillsynsbegäran.docx
@@ -285,7 +285,7 @@
     <w:r>
       <w:tab/>
       <w:tab/>
-      <w:t>2026-02-22</w:t>
+      <w:t>2026-02-23</w:t>
       <w:br/>
       <w:br/>
     </w:r>

--- a/tillsyn/A 22067-2024 tillsynsbegäran.docx
+++ b/tillsyn/A 22067-2024 tillsynsbegäran.docx
@@ -285,7 +285,7 @@
     <w:r>
       <w:tab/>
       <w:tab/>
-      <w:t>2026-02-23</w:t>
+      <w:t>2026-02-24</w:t>
       <w:br/>
       <w:br/>
     </w:r>

--- a/tillsyn/A 22067-2024 tillsynsbegäran.docx
+++ b/tillsyn/A 22067-2024 tillsynsbegäran.docx
@@ -285,7 +285,7 @@
     <w:r>
       <w:tab/>
       <w:tab/>
-      <w:t>2026-02-24</w:t>
+      <w:t>2026-02-25</w:t>
       <w:br/>
       <w:br/>
     </w:r>

--- a/tillsyn/A 22067-2024 tillsynsbegäran.docx
+++ b/tillsyn/A 22067-2024 tillsynsbegäran.docx
@@ -285,7 +285,7 @@
     <w:r>
       <w:tab/>
       <w:tab/>
-      <w:t>2026-02-25</w:t>
+      <w:t>2026-02-26</w:t>
       <w:br/>
       <w:br/>
     </w:r>

--- a/tillsyn/A 22067-2024 tillsynsbegäran.docx
+++ b/tillsyn/A 22067-2024 tillsynsbegäran.docx
@@ -285,7 +285,7 @@
     <w:r>
       <w:tab/>
       <w:tab/>
-      <w:t>2026-02-26</w:t>
+      <w:t>2026-02-28</w:t>
       <w:br/>
       <w:br/>
     </w:r>

--- a/tillsyn/A 22067-2024 tillsynsbegäran.docx
+++ b/tillsyn/A 22067-2024 tillsynsbegäran.docx
@@ -285,7 +285,7 @@
     <w:r>
       <w:tab/>
       <w:tab/>
-      <w:t>2026-02-28</w:t>
+      <w:t>2026-03-01</w:t>
       <w:br/>
       <w:br/>
     </w:r>

--- a/tillsyn/A 22067-2024 tillsynsbegäran.docx
+++ b/tillsyn/A 22067-2024 tillsynsbegäran.docx
@@ -285,7 +285,7 @@
     <w:r>
       <w:tab/>
       <w:tab/>
-      <w:t>2026-03-01</w:t>
+      <w:t>2026-03-02</w:t>
       <w:br/>
       <w:br/>
     </w:r>

--- a/tillsyn/A 22067-2024 tillsynsbegäran.docx
+++ b/tillsyn/A 22067-2024 tillsynsbegäran.docx
@@ -113,7 +113,7 @@
         <w:rPr>
           <w:i/>
         </w:rPr>
-        <w:t xml:space="preserve"> 9070 Trädklädd betesmark </w:t>
+        <w:t xml:space="preserve"> 9070 Trädklädd betesmark</w:t>
       </w:r>
       <w:r>
         <w:t xml:space="preserve"> (SLU Artdatabanken, 2024).</w:t>
@@ -285,7 +285,7 @@
     <w:r>
       <w:tab/>
       <w:tab/>
-      <w:t>2026-03-02</w:t>
+      <w:t>2026-03-03</w:t>
       <w:br/>
       <w:br/>
     </w:r>

--- a/tillsyn/A 22067-2024 tillsynsbegäran.docx
+++ b/tillsyn/A 22067-2024 tillsynsbegäran.docx
@@ -285,7 +285,7 @@
     <w:r>
       <w:tab/>
       <w:tab/>
-      <w:t>2026-03-03</w:t>
+      <w:t>2026-03-04</w:t>
       <w:br/>
       <w:br/>
     </w:r>

--- a/tillsyn/A 22067-2024 tillsynsbegäran.docx
+++ b/tillsyn/A 22067-2024 tillsynsbegäran.docx
@@ -285,7 +285,7 @@
     <w:r>
       <w:tab/>
       <w:tab/>
-      <w:t>2026-03-04</w:t>
+      <w:t>2026-03-05</w:t>
       <w:br/>
       <w:br/>
     </w:r>

--- a/tillsyn/A 22067-2024 tillsynsbegäran.docx
+++ b/tillsyn/A 22067-2024 tillsynsbegäran.docx
@@ -285,7 +285,7 @@
     <w:r>
       <w:tab/>
       <w:tab/>
-      <w:t>2026-03-05</w:t>
+      <w:t>2026-03-06</w:t>
       <w:br/>
       <w:br/>
     </w:r>

--- a/tillsyn/A 22067-2024 tillsynsbegäran.docx
+++ b/tillsyn/A 22067-2024 tillsynsbegäran.docx
@@ -285,7 +285,7 @@
     <w:r>
       <w:tab/>
       <w:tab/>
-      <w:t>2026-03-06</w:t>
+      <w:t>2026-03-07</w:t>
       <w:br/>
       <w:br/>
     </w:r>

--- a/tillsyn/A 22067-2024 tillsynsbegäran.docx
+++ b/tillsyn/A 22067-2024 tillsynsbegäran.docx
@@ -294,7 +294,7 @@
     <w:r>
       <w:tab/>
       <w:tab/>
-      <w:t>2026-06-15</w:t>
+      <w:t>2026-06-16</w:t>
       <w:br/>
       <w:br/>
     </w:r>

--- a/tillsyn/A 22067-2024 tillsynsbegäran.docx
+++ b/tillsyn/A 22067-2024 tillsynsbegäran.docx
@@ -294,7 +294,7 @@
     <w:r>
       <w:tab/>
       <w:tab/>
-      <w:t>2026-06-16</w:t>
+      <w:t>2026-06-17</w:t>
       <w:br/>
       <w:br/>
     </w:r>

--- a/tillsyn/A 22067-2024 tillsynsbegäran.docx
+++ b/tillsyn/A 22067-2024 tillsynsbegäran.docx
@@ -1,6 +1,6 @@
 
 <file path=word/document.xml><?xml version="1.0" encoding="utf-8"?>
-<w:document xmlns:wpc="http://schemas.microsoft.com/office/word/2010/wordprocessingCanvas" xmlns:cx="http://schemas.microsoft.com/office/drawing/2014/chartex" xmlns:cx1="http://schemas.microsoft.com/office/drawing/2015/9/8/chartex" xmlns:cx2="http://schemas.microsoft.com/office/drawing/2015/10/21/chartex" xmlns:cx3="http://schemas.microsoft.com/office/drawing/2016/5/9/chartex" xmlns:cx4="http://schemas.microsoft.com/office/drawing/2016/5/10/chartex" xmlns:cx5="http://schemas.microsoft.com/office/drawing/2016/5/11/chartex" xmlns:cx6="http://schemas.microsoft.com/office/drawing/2016/5/12/chartex" xmlns:cx7="http://schemas.microsoft.com/office/drawing/2016/5/13/chartex" xmlns:cx8="http://schemas.microsoft.com/office/drawing/2016/5/14/chartex" xmlns:mc="http://schemas.openxmlformats.org/markup-compatibility/2006" xmlns:aink="http://schemas.microsoft.com/office/drawing/2016/ink" xmlns:am3d="http://schemas.microsoft.com/office/drawing/2017/model3d" xmlns:o="urn:schemas-microsoft-com:office:office" xmlns:oel="http://schemas.microsoft.com/office/2019/extlst" xmlns:r="http://schemas.openxmlformats.org/officeDocument/2006/relationships" xmlns:m="http://schemas.openxmlformats.org/officeDocument/2006/math" xmlns:v="urn:schemas-microsoft-com:vml" xmlns:wp14="http://schemas.microsoft.com/office/word/2010/wordprocessingDrawing" xmlns:wp="http://schemas.openxmlformats.org/drawingml/2006/wordprocessingDrawing" xmlns:w10="urn:schemas-microsoft-com:office:word" xmlns:w="http://schemas.openxmlformats.org/wordprocessingml/2006/main" xmlns:w14="http://schemas.microsoft.com/office/word/2010/wordml" xmlns:w15="http://schemas.microsoft.com/office/word/2012/wordml" xmlns:w16cex="http://schemas.microsoft.com/office/word/2018/wordml/cex" xmlns:w16cid="http://schemas.microsoft.com/office/word/2016/wordml/cid" xmlns:w16="http://schemas.microsoft.com/office/word/2018/wordml" xmlns:w16sdtdh="http://schemas.microsoft.com/office/word/2020/wordml/sdtdatahash" xmlns:w16se="http://schemas.microsoft.com/office/word/2015/wordml/symex" xmlns:wpg="http://schemas.microsoft.com/office/word/2010/wordprocessingGroup" xmlns:wpi="http://schemas.microsoft.com/office/word/2010/wordprocessingInk" xmlns:wne="http://schemas.microsoft.com/office/word/2006/wordml" xmlns:wps="http://schemas.microsoft.com/office/word/2010/wordprocessingShape" mc:Ignorable="w14 w15 w16se w16cid w16 w16cex w16sdtdh wp14">
+<w:document xmlns:wpc="http://schemas.microsoft.com/office/word/2010/wordprocessingCanvas" xmlns:cx="http://schemas.microsoft.com/office/drawing/2014/chartex" xmlns:cx1="http://schemas.microsoft.com/office/drawing/2015/9/8/chartex" xmlns:cx2="http://schemas.microsoft.com/office/drawing/2015/10/21/chartex" xmlns:cx3="http://schemas.microsoft.com/office/drawing/2016/5/9/chartex" xmlns:cx4="http://schemas.microsoft.com/office/drawing/2016/5/10/chartex" xmlns:cx5="http://schemas.microsoft.com/office/drawing/2016/5/11/chartex" xmlns:cx6="http://schemas.microsoft.com/office/drawing/2016/5/12/chartex" xmlns:cx7="http://schemas.microsoft.com/office/drawing/2016/5/13/chartex" xmlns:cx8="http://schemas.microsoft.com/office/drawing/2016/5/14/chartex" xmlns:mc="http://schemas.openxmlformats.org/markup-compatibility/2006" xmlns:aink="http://schemas.microsoft.com/office/drawing/2016/ink" xmlns:am3d="http://schemas.microsoft.com/office/drawing/2017/model3d" xmlns:o="urn:schemas-microsoft-com:office:office" xmlns:oel="http://schemas.microsoft.com/office/2019/extlst" xmlns:r="http://schemas.openxmlformats.org/officeDocument/2006/relationships" xmlns:m="http://schemas.openxmlformats.org/officeDocument/2006/math" xmlns:v="urn:schemas-microsoft-com:vml" xmlns:wp14="http://schemas.microsoft.com/office/word/2010/wordprocessingDrawing" xmlns:wp="http://schemas.openxmlformats.org/drawingml/2006/wordprocessingDrawing" xmlns:w10="urn:schemas-microsoft-com:office:word" xmlns:w="http://schemas.openxmlformats.org/wordprocessingml/2006/main" xmlns:w14="http://schemas.microsoft.com/office/word/2010/wordml" xmlns:w15="http://schemas.microsoft.com/office/word/2012/wordml" xmlns:w16cex="http://schemas.microsoft.com/office/word/2018/wordml/cex" xmlns:w16cid="http://schemas.microsoft.com/office/word/2016/wordml/cid" xmlns:w16="http://schemas.microsoft.com/office/word/2018/wordml" xmlns:w16du="http://schemas.microsoft.com/office/word/2023/wordml/word16du" xmlns:w16sdtdh="http://schemas.microsoft.com/office/word/2020/wordml/sdtdatahash" xmlns:w16sdtfl="http://schemas.microsoft.com/office/word/2024/wordml/sdtformatlock" xmlns:w16se="http://schemas.microsoft.com/office/word/2015/wordml/symex" xmlns:wpg="http://schemas.microsoft.com/office/word/2010/wordprocessingGroup" xmlns:wpi="http://schemas.microsoft.com/office/word/2010/wordprocessingInk" xmlns:wne="http://schemas.microsoft.com/office/word/2006/wordml" xmlns:wps="http://schemas.microsoft.com/office/word/2010/wordprocessingShape" mc:Ignorable="w14 w15 w16se w16cid w16 w16cex w16sdtdh w16sdtfl w16du wp14">
   <w:body>
     <w:p>
       <w:pPr>
@@ -12,35 +12,10 @@
     </w:p>
     <w:p>
       <w:r>
-        <w:t>Detta dokument behandlar höga naturvärden i avverkningsanmälan A 22067-2024 i Ljusdals kommun. Denna avverkningsanmälan inkom 2024-05-31 15:09:32 och omfattar 2,9 ha.</w:t>
+        <w:t>Detta dokument behandlar höga naturvärden i avverkningsanmälan A 22067-2024 i Ljusdals kommun som inkom 2024-05-31 och omfattar 2,9 ha.</w:t>
       </w:r>
-    </w:p>
-    <w:p>
       <w:r>
-        <w:t>Vi begär härmed att Skogsstyrelsen fattar beslut enligt miljöbalken som säkerställer att skogens höga naturvärden bevaras samt säkerställer att EU-lagstiftning efterlevs och att artskyddsbrott förhindras. Vi önskar även ta del av de ställningstaganden och beslut som myndigheterna meddelar till följd av aktuell avverkningsanmälan och föreningens inlaga (se 34 § förvaltningslagen).</w:t>
-      </w:r>
-    </w:p>
-    <w:p>
-      <w:r>
-        <w:t>Nedan beskrivs fynd av naturvårdsarter som gjorts i det avverkningsanmälda området.</w:t>
-      </w:r>
-    </w:p>
-    <w:p>
-      <w:pPr>
-        <w:pStyle w:val="Heading1"/>
-      </w:pPr>
-      <w:r>
-        <w:t>Naturvårdsarter</w:t>
-      </w:r>
-    </w:p>
-    <w:p>
-      <w:r>
-        <w:t>I avverkningsanmälan har följande 2 naturvårdsarter hittats: garnlav (NT) och skrovellav (NT). Av dessa är 2 rödlistade. För rödlistade arter har rödlistekategorin angivits inom parentes.</w:t>
-      </w:r>
-    </w:p>
-    <w:p>
-      <w:r>
-        <w:t>De påträffade naturvårdsarterna är ett tydligt kvitto på att detta rör sig om en skog med höga naturvärden. I Figur 1 visas en karta över det avverkningsanmälda området, där samtliga fyndplatser för naturvårdsarter som finns registrerade på Artportalen har markerats.</w:t>
+        <w:t xml:space="preserve"> I Figur 1 visas fyndplatser för naturvårdsarter i området, som finns registrerade på Artportalen.</w:t>
       </w:r>
     </w:p>
     <w:p>
@@ -50,7 +25,7 @@
       <w:r>
         <w:drawing>
           <wp:inline xmlns:a="http://schemas.openxmlformats.org/drawingml/2006/main" xmlns:pic="http://schemas.openxmlformats.org/drawingml/2006/picture">
-            <wp:extent cx="5486400" cy="4664533"/>
+            <wp:extent cx="5486400" cy="4458370"/>
             <wp:docPr id="1" name="Picture 1"/>
             <wp:cNvGraphicFramePr>
               <a:graphicFrameLocks noChangeAspect="1"/>
@@ -71,7 +46,7 @@
                   <pic:spPr>
                     <a:xfrm>
                       <a:off x="0" y="0"/>
-                      <a:ext cx="5486400" cy="4664533"/>
+                      <a:ext cx="5486400" cy="4458370"/>
                     </a:xfrm>
                     <a:prstGeom prst="rect"/>
                   </pic:spPr>
@@ -85,9 +60,43 @@
     <w:p>
       <w:pPr>
         <w:pStyle w:val="Caption"/>
+        <w:spacing w:after="240"/>
       </w:pPr>
       <w:r>
-        <w:t>Figur 1. Fyndplatser för naturvårdsarter i det avverkningsanmälda området (röd linje). Markörer utan svart kant är placerade på fyndplatsen. Markörer med svart kant är placerade vid sidan av fyndplatsen och har ett svart streck som visar fyndplatsens exakta position. Kartans mittpunktskoordinat är N 6846921, E 476559 i SWEREF 99 TM.</w:t>
+        <w:t>Figur 1. Fyndplatser för naturvårdsarter i och inom 13 meter från avverkningsanmälan (röd linje). Inom parentes anges rödlistekategorier, S för signalarter, Tför typiska arter och fridlysningsparagrafer i artskyddsförordningen.Markörer utan svart kant är placerade på fyndplatsen. Markörer med svart kant är placerade vid sidan av fyndplatsen och har ett svart streck som visar fyndplatsens exakta position. Kartans mittpunktskoordinat är N 6846921, E 476559 i SWEREF 99 TM.</w:t>
+      </w:r>
+    </w:p>
+    <w:p>
+      <w:r>
+        <w:t>Vi begär härmed att Skogsstyrelsen fattar beslut enligt miljöbalken som säkerställer att skogens höga naturvärden bevaras samt att EU-lagstiftning efterlevs och att artskyddsbrott förhindras.</w:t>
+      </w:r>
+    </w:p>
+    <w:p>
+      <w:r>
+        <w:t>Vi önskar även ta del av de ställningstaganden och beslut som myndigheten meddelar till följd av aktuell avverkningsanmälan och föreningens inlaga (se 34 § förvaltningslagen).</w:t>
+      </w:r>
+    </w:p>
+    <w:p>
+      <w:r>
+        <w:t>Nedan beskrivs fynd av naturvårdsarter som gjorts i det avverkningsanmälda området. I BILAGA 1 finns artfakta om rödlistade arter.</w:t>
+      </w:r>
+    </w:p>
+    <w:p>
+      <w:pPr>
+        <w:pStyle w:val="Heading1"/>
+      </w:pPr>
+      <w:r>
+        <w:t>Naturvårdsarter</w:t>
+      </w:r>
+    </w:p>
+    <w:p>
+      <w:r>
+        <w:t>I och inom 13 meter från avverkningsanmälan har följande 4 naturvårdsarter hittats: garnlav (VU, T), lunglav (NT, T), skrovellav (NT, T) och violettgrå tagellav (NT, T). Av dessa är 4 rödlistade. För rödlistade arter har rödlistekategorin angivits inom parentes. Typiska arter inom Natura 2000 som är kopplade till skogsekosystem har markerats med (T).</w:t>
+      </w:r>
+    </w:p>
+    <w:p>
+      <w:r>
+        <w:t>De påträffade naturvårdsarterna är ett tydligt kvitto på att det rör sig om en skog med höga naturvärden.</w:t>
       </w:r>
     </w:p>
     <w:p>
@@ -117,6 +126,62 @@
       </w:r>
       <w:r>
         <w:t xml:space="preserve"> (SLU Artdatabanken, 2026).</w:t>
+      </w:r>
+    </w:p>
+    <w:p>
+      <w:r>
+        <w:rPr>
+          <w:b/>
+        </w:rPr>
+        <w:t>Lunglav (NT)</w:t>
+      </w:r>
+      <w:r>
+        <w:t xml:space="preserve"> är en av vårt lands främsta signalarter som överallt indikerar gamla lövträd, skogsbestånd med höga naturvärden och ekosystem med långskoglig kontinuitet. Lokalt kan förekomsten vara mycket riklig men den hittas nästan enbart i gamla och ej slutavverkade skogar. Artens samtliga förekomster bör uppmärksammas från naturvårdssynpunkt, då många lokaler även hyser andra ovanliga och rödlistade arter. Rikliga förekomster bör skyddas med biotopskydd, frivilliga avsättningar eller reservat. På lunglav kan de sällsynta lavparasiterna lunglavshårprick (CR), </w:t>
+      </w:r>
+      <w:r>
+        <w:rPr>
+          <w:i/>
+        </w:rPr>
+        <w:t>Abrothallus diederichii</w:t>
+      </w:r>
+      <w:r>
+        <w:t xml:space="preserve"> (VU), </w:t>
+      </w:r>
+      <w:r>
+        <w:rPr>
+          <w:i/>
+        </w:rPr>
+        <w:t>Abrothallus lobariae</w:t>
+      </w:r>
+      <w:r>
+        <w:t xml:space="preserve"> (VU), </w:t>
+      </w:r>
+      <w:r>
+        <w:rPr>
+          <w:i/>
+        </w:rPr>
+        <w:t>Calycina lobariae</w:t>
+      </w:r>
+      <w:r>
+        <w:t xml:space="preserve"> (VU), lunglavsknapp (VU) och skrovelmössing (VU) påträffas. Lunglav är typisk art för </w:t>
+      </w:r>
+      <w:r>
+        <w:rPr>
+          <w:i/>
+        </w:rPr>
+        <w:t>9010 Taiga, 9020 Nordlig ädellövskog, 9110 Näringsfattig bokskog, 9130 Näringsrik bokskog, 9160 Näringsrik ekskog, 9180 Ädellövskog i branter, 9190 Näringsfattig ekskog, 9070 Trädklädd betesmark, 9040 Fjällbjörkskog</w:t>
+      </w:r>
+      <w:r>
+        <w:t xml:space="preserve"> och</w:t>
+      </w:r>
+      <w:r>
+        <w:rPr>
+          <w:i/>
+        </w:rPr>
+        <w:t xml:space="preserve"> 6530 Lövängar</w:t>
+      </w:r>
+      <w:r>
+        <w:t xml:space="preserve"> (SLU Artdatabanken, 2026; Nitare &amp; Skogsstyrelsen, 2019).</w:t>
       </w:r>
     </w:p>
     <w:p>
@@ -166,6 +231,138 @@
         <w:t xml:space="preserve"> (SLU Artdatabanken, 2026; Nitare &amp; Skogsstyrelsen, 2019).</w:t>
       </w:r>
     </w:p>
+    <w:p>
+      <w:r>
+        <w:rPr>
+          <w:b/>
+        </w:rPr>
+        <w:t>Violettgrå tagellav (NT)</w:t>
+      </w:r>
+      <w:r>
+        <w:t xml:space="preserve"> växer nästan uteslutande i gamla olikåldriga barrnaturskogar med lång skoglig kontinuitet och är en utmärkt signal på skog med höga naturvärden. Slutavverkning av tidigare aldrig slutavverkad skog (kontinuitetsskog) är det största hotet. Biotopen nyskapas i begränsad omfattning och barrskog äldre än 160 år, där den violettgrå tagellaven huvudsakligen påträffas har minskat med 50% de senaste 50 åren. Lågproduktiv skogsmark där laven förekommer bör undantas från skogsbruk och rika förekomster i äldre granskog bör skyddas. Arten är känslig för uttorkning och det är väsentligt att tillräckligt stora bestånd avsätts. Violettgrå tagellav är typisk art för </w:t>
+      </w:r>
+      <w:r>
+        <w:rPr>
+          <w:i/>
+        </w:rPr>
+        <w:t>9010 Taiga</w:t>
+      </w:r>
+      <w:r>
+        <w:t xml:space="preserve"> (SLU Artdatabanken, 2024; Nitare &amp; Skogsstyrelsen, 2019).</w:t>
+      </w:r>
+    </w:p>
+    <w:p>
+      <w:r>
+        <w:br w:type="page"/>
+      </w:r>
+    </w:p>
+    <w:p>
+      <w:pPr>
+        <w:pStyle w:val="Title"/>
+      </w:pPr>
+      <w:r>
+        <w:t>BILAGA 1 – Rödlistade arter</w:t>
+      </w:r>
+    </w:p>
+    <w:p>
+      <w:pPr>
+        <w:pStyle w:val="Heading1"/>
+      </w:pPr>
+      <w:r>
+        <w:t>Lunglav – ekologi samt krav på livsmiljön</w:t>
+      </w:r>
+    </w:p>
+    <w:p>
+      <w:r>
+        <w:t xml:space="preserve">Lunglav (NT) är en av vårt lands främsta signalarter som överallt indikerar gamla lövträd, skogsbestånd med höga naturvärden och ekosystem med lång skoglig kontinuitet. Lokalt kan förekomsten vara mycket riklig men den hittas nästan enbart i gamla och ej slutavverkade skogar. Artens samtliga förekomster bör uppmärksammas från naturvårdssynpunkt, då många lokaler även hyser andra ovanliga och rödlistade arter, däribland de sällsynta lavparasiterna lunglavshårprick (CR), </w:t>
+      </w:r>
+      <w:r>
+        <w:rPr>
+          <w:i/>
+        </w:rPr>
+        <w:t>Abrothallus diederichii</w:t>
+      </w:r>
+      <w:r>
+        <w:t xml:space="preserve"> (VU), </w:t>
+      </w:r>
+      <w:r>
+        <w:rPr>
+          <w:i/>
+        </w:rPr>
+        <w:t>Abrothallus lobariae</w:t>
+      </w:r>
+      <w:r>
+        <w:t xml:space="preserve"> (VU), </w:t>
+      </w:r>
+      <w:r>
+        <w:rPr>
+          <w:i/>
+        </w:rPr>
+        <w:t>Calycina lobariae</w:t>
+      </w:r>
+      <w:r>
+        <w:t xml:space="preserve"> (VU), lunglavsknapp (VU) och skrovelmössing (VU), som växer på lunglav. Rikliga förekomster med lunglav bör skyddas med biotopskydd, frivilliga avsättningar eller reservat (SLU Artdatabanken, 2026; Nitare &amp; Skogsstyrelsen, 2019).</w:t>
+      </w:r>
+    </w:p>
+    <w:p>
+      <w:r>
+        <w:t xml:space="preserve">Lunglav är typisk art för </w:t>
+      </w:r>
+      <w:r>
+        <w:rPr>
+          <w:i/>
+        </w:rPr>
+        <w:t>9010 Taiga, 9020 Nordlig ädellövskog, 9110 Näringsfattig bokskog, 9130 Näringsrik bokskog, 9160 Näringsrik ekskog, 9180 Ädellövskog i branter, 9190 Näringsfattig ekskog, 9070 Trädklädd betesmark, 9040 Fjällbjörkskog</w:t>
+      </w:r>
+      <w:r>
+        <w:t xml:space="preserve"> och</w:t>
+      </w:r>
+      <w:r>
+        <w:rPr>
+          <w:i/>
+        </w:rPr>
+        <w:t xml:space="preserve"> 6530 Lövängar</w:t>
+      </w:r>
+      <w:r>
+        <w:t xml:space="preserve"> (SLU Artdatabanken, 2026).</w:t>
+      </w:r>
+    </w:p>
+    <w:p>
+      <w:pPr>
+        <w:pStyle w:val="Heading2"/>
+      </w:pPr>
+      <w:r>
+        <w:t>Referenser – lunglav</w:t>
+      </w:r>
+    </w:p>
+    <w:p>
+      <w:r>
+        <w:t xml:space="preserve">Nitare, J. och Skogsstyrelsen, 2019. </w:t>
+      </w:r>
+      <w:r>
+        <w:rPr>
+          <w:i/>
+        </w:rPr>
+        <w:t xml:space="preserve">Skyddsvärd skog – Naturvårdsarter och andra kriterier för naturvärdesbedömning. </w:t>
+      </w:r>
+      <w:r>
+        <w:t>Skogsstyrelsen.</w:t>
+      </w:r>
+    </w:p>
+    <w:p>
+      <w:r>
+        <w:t xml:space="preserve">SLU Artdatabanken, 2026. </w:t>
+      </w:r>
+      <w:r>
+        <w:rPr>
+          <w:i/>
+        </w:rPr>
+        <w:t xml:space="preserve">Artfaktablad. Naturvård – artfakta. </w:t>
+      </w:r>
+      <w:r>
+        <w:t>SLU Artdatabanken, Uppsala.</w:t>
+      </w:r>
+    </w:p>
     <w:sectPr>
       <w:headerReference w:type="even" r:id="rId8"/>
       <w:headerReference w:type="default" r:id="rId9"/>
@@ -184,7 +381,7 @@
 </file>
 
 <file path=word/endnotes.xml><?xml version="1.0" encoding="utf-8"?>
-<w:endnotes xmlns:wpc="http://schemas.microsoft.com/office/word/2010/wordprocessingCanvas" xmlns:cx="http://schemas.microsoft.com/office/drawing/2014/chartex" xmlns:cx1="http://schemas.microsoft.com/office/drawing/2015/9/8/chartex" xmlns:cx2="http://schemas.microsoft.com/office/drawing/2015/10/21/chartex" xmlns:cx3="http://schemas.microsoft.com/office/drawing/2016/5/9/chartex" xmlns:cx4="http://schemas.microsoft.com/office/drawing/2016/5/10/chartex" xmlns:cx5="http://schemas.microsoft.com/office/drawing/2016/5/11/chartex" xmlns:cx6="http://schemas.microsoft.com/office/drawing/2016/5/12/chartex" xmlns:cx7="http://schemas.microsoft.com/office/drawing/2016/5/13/chartex" xmlns:cx8="http://schemas.microsoft.com/office/drawing/2016/5/14/chartex" xmlns:mc="http://schemas.openxmlformats.org/markup-compatibility/2006" xmlns:aink="http://schemas.microsoft.com/office/drawing/2016/ink" xmlns:am3d="http://schemas.microsoft.com/office/drawing/2017/model3d" xmlns:o="urn:schemas-microsoft-com:office:office" xmlns:oel="http://schemas.microsoft.com/office/2019/extlst" xmlns:r="http://schemas.openxmlformats.org/officeDocument/2006/relationships" xmlns:m="http://schemas.openxmlformats.org/officeDocument/2006/math" xmlns:v="urn:schemas-microsoft-com:vml" xmlns:wp14="http://schemas.microsoft.com/office/word/2010/wordprocessingDrawing" xmlns:wp="http://schemas.openxmlformats.org/drawingml/2006/wordprocessingDrawing" xmlns:w10="urn:schemas-microsoft-com:office:word" xmlns:w="http://schemas.openxmlformats.org/wordprocessingml/2006/main" xmlns:w14="http://schemas.microsoft.com/office/word/2010/wordml" xmlns:w15="http://schemas.microsoft.com/office/word/2012/wordml" xmlns:w16cex="http://schemas.microsoft.com/office/word/2018/wordml/cex" xmlns:w16cid="http://schemas.microsoft.com/office/word/2016/wordml/cid" xmlns:w16="http://schemas.microsoft.com/office/word/2018/wordml" xmlns:w16sdtdh="http://schemas.microsoft.com/office/word/2020/wordml/sdtdatahash" xmlns:w16se="http://schemas.microsoft.com/office/word/2015/wordml/symex" xmlns:wpg="http://schemas.microsoft.com/office/word/2010/wordprocessingGroup" xmlns:wpi="http://schemas.microsoft.com/office/word/2010/wordprocessingInk" xmlns:wne="http://schemas.microsoft.com/office/word/2006/wordml" xmlns:wps="http://schemas.microsoft.com/office/word/2010/wordprocessingShape" mc:Ignorable="w14 w15 w16se w16cid w16 w16cex w16sdtdh wp14">
+<w:endnotes xmlns:wpc="http://schemas.microsoft.com/office/word/2010/wordprocessingCanvas" xmlns:cx="http://schemas.microsoft.com/office/drawing/2014/chartex" xmlns:cx1="http://schemas.microsoft.com/office/drawing/2015/9/8/chartex" xmlns:cx2="http://schemas.microsoft.com/office/drawing/2015/10/21/chartex" xmlns:cx3="http://schemas.microsoft.com/office/drawing/2016/5/9/chartex" xmlns:cx4="http://schemas.microsoft.com/office/drawing/2016/5/10/chartex" xmlns:cx5="http://schemas.microsoft.com/office/drawing/2016/5/11/chartex" xmlns:cx6="http://schemas.microsoft.com/office/drawing/2016/5/12/chartex" xmlns:cx7="http://schemas.microsoft.com/office/drawing/2016/5/13/chartex" xmlns:cx8="http://schemas.microsoft.com/office/drawing/2016/5/14/chartex" xmlns:mc="http://schemas.openxmlformats.org/markup-compatibility/2006" xmlns:aink="http://schemas.microsoft.com/office/drawing/2016/ink" xmlns:am3d="http://schemas.microsoft.com/office/drawing/2017/model3d" xmlns:o="urn:schemas-microsoft-com:office:office" xmlns:oel="http://schemas.microsoft.com/office/2019/extlst" xmlns:r="http://schemas.openxmlformats.org/officeDocument/2006/relationships" xmlns:m="http://schemas.openxmlformats.org/officeDocument/2006/math" xmlns:v="urn:schemas-microsoft-com:vml" xmlns:wp14="http://schemas.microsoft.com/office/word/2010/wordprocessingDrawing" xmlns:wp="http://schemas.openxmlformats.org/drawingml/2006/wordprocessingDrawing" xmlns:w10="urn:schemas-microsoft-com:office:word" xmlns:w="http://schemas.openxmlformats.org/wordprocessingml/2006/main" xmlns:w14="http://schemas.microsoft.com/office/word/2010/wordml" xmlns:w15="http://schemas.microsoft.com/office/word/2012/wordml" xmlns:w16cex="http://schemas.microsoft.com/office/word/2018/wordml/cex" xmlns:w16cid="http://schemas.microsoft.com/office/word/2016/wordml/cid" xmlns:w16="http://schemas.microsoft.com/office/word/2018/wordml" xmlns:w16du="http://schemas.microsoft.com/office/word/2023/wordml/word16du" xmlns:w16sdtdh="http://schemas.microsoft.com/office/word/2020/wordml/sdtdatahash" xmlns:w16sdtfl="http://schemas.microsoft.com/office/word/2024/wordml/sdtformatlock" xmlns:w16se="http://schemas.microsoft.com/office/word/2015/wordml/symex" xmlns:wpg="http://schemas.microsoft.com/office/word/2010/wordprocessingGroup" xmlns:wpi="http://schemas.microsoft.com/office/word/2010/wordprocessingInk" xmlns:wne="http://schemas.microsoft.com/office/word/2006/wordml" xmlns:wps="http://schemas.microsoft.com/office/word/2010/wordprocessingShape" mc:Ignorable="w14 w15 w16se w16cid w16 w16cex w16sdtdh w16sdtfl w16du wp14">
   <w:endnote w:type="separator" w:id="-1">
     <w:p>
       <w:pPr>
@@ -209,7 +406,7 @@
 </file>
 
 <file path=word/footer1.xml><?xml version="1.0" encoding="utf-8"?>
-<w:ftr xmlns:wpc="http://schemas.microsoft.com/office/word/2010/wordprocessingCanvas" xmlns:cx="http://schemas.microsoft.com/office/drawing/2014/chartex" xmlns:cx1="http://schemas.microsoft.com/office/drawing/2015/9/8/chartex" xmlns:cx2="http://schemas.microsoft.com/office/drawing/2015/10/21/chartex" xmlns:cx3="http://schemas.microsoft.com/office/drawing/2016/5/9/chartex" xmlns:cx4="http://schemas.microsoft.com/office/drawing/2016/5/10/chartex" xmlns:cx5="http://schemas.microsoft.com/office/drawing/2016/5/11/chartex" xmlns:cx6="http://schemas.microsoft.com/office/drawing/2016/5/12/chartex" xmlns:cx7="http://schemas.microsoft.com/office/drawing/2016/5/13/chartex" xmlns:cx8="http://schemas.microsoft.com/office/drawing/2016/5/14/chartex" xmlns:mc="http://schemas.openxmlformats.org/markup-compatibility/2006" xmlns:aink="http://schemas.microsoft.com/office/drawing/2016/ink" xmlns:am3d="http://schemas.microsoft.com/office/drawing/2017/model3d" xmlns:o="urn:schemas-microsoft-com:office:office" xmlns:oel="http://schemas.microsoft.com/office/2019/extlst" xmlns:r="http://schemas.openxmlformats.org/officeDocument/2006/relationships" xmlns:m="http://schemas.openxmlformats.org/officeDocument/2006/math" xmlns:v="urn:schemas-microsoft-com:vml" xmlns:wp14="http://schemas.microsoft.com/office/word/2010/wordprocessingDrawing" xmlns:wp="http://schemas.openxmlformats.org/drawingml/2006/wordprocessingDrawing" xmlns:w10="urn:schemas-microsoft-com:office:word" xmlns:w="http://schemas.openxmlformats.org/wordprocessingml/2006/main" xmlns:w14="http://schemas.microsoft.com/office/word/2010/wordml" xmlns:w15="http://schemas.microsoft.com/office/word/2012/wordml" xmlns:w16cex="http://schemas.microsoft.com/office/word/2018/wordml/cex" xmlns:w16cid="http://schemas.microsoft.com/office/word/2016/wordml/cid" xmlns:w16="http://schemas.microsoft.com/office/word/2018/wordml" xmlns:w16sdtdh="http://schemas.microsoft.com/office/word/2020/wordml/sdtdatahash" xmlns:w16se="http://schemas.microsoft.com/office/word/2015/wordml/symex" xmlns:wpg="http://schemas.microsoft.com/office/word/2010/wordprocessingGroup" xmlns:wpi="http://schemas.microsoft.com/office/word/2010/wordprocessingInk" xmlns:wne="http://schemas.microsoft.com/office/word/2006/wordml" xmlns:wps="http://schemas.microsoft.com/office/word/2010/wordprocessingShape" mc:Ignorable="w14 w15 w16se w16cid w16 w16cex w16sdtdh wp14">
+<w:ftr xmlns:wpc="http://schemas.microsoft.com/office/word/2010/wordprocessingCanvas" xmlns:cx="http://schemas.microsoft.com/office/drawing/2014/chartex" xmlns:cx1="http://schemas.microsoft.com/office/drawing/2015/9/8/chartex" xmlns:cx2="http://schemas.microsoft.com/office/drawing/2015/10/21/chartex" xmlns:cx3="http://schemas.microsoft.com/office/drawing/2016/5/9/chartex" xmlns:cx4="http://schemas.microsoft.com/office/drawing/2016/5/10/chartex" xmlns:cx5="http://schemas.microsoft.com/office/drawing/2016/5/11/chartex" xmlns:cx6="http://schemas.microsoft.com/office/drawing/2016/5/12/chartex" xmlns:cx7="http://schemas.microsoft.com/office/drawing/2016/5/13/chartex" xmlns:cx8="http://schemas.microsoft.com/office/drawing/2016/5/14/chartex" xmlns:mc="http://schemas.openxmlformats.org/markup-compatibility/2006" xmlns:aink="http://schemas.microsoft.com/office/drawing/2016/ink" xmlns:am3d="http://schemas.microsoft.com/office/drawing/2017/model3d" xmlns:o="urn:schemas-microsoft-com:office:office" xmlns:oel="http://schemas.microsoft.com/office/2019/extlst" xmlns:r="http://schemas.openxmlformats.org/officeDocument/2006/relationships" xmlns:m="http://schemas.openxmlformats.org/officeDocument/2006/math" xmlns:v="urn:schemas-microsoft-com:vml" xmlns:wp14="http://schemas.microsoft.com/office/word/2010/wordprocessingDrawing" xmlns:wp="http://schemas.openxmlformats.org/drawingml/2006/wordprocessingDrawing" xmlns:w10="urn:schemas-microsoft-com:office:word" xmlns:w="http://schemas.openxmlformats.org/wordprocessingml/2006/main" xmlns:w14="http://schemas.microsoft.com/office/word/2010/wordml" xmlns:w15="http://schemas.microsoft.com/office/word/2012/wordml" xmlns:w16cex="http://schemas.microsoft.com/office/word/2018/wordml/cex" xmlns:w16cid="http://schemas.microsoft.com/office/word/2016/wordml/cid" xmlns:w16="http://schemas.microsoft.com/office/word/2018/wordml" xmlns:w16du="http://schemas.microsoft.com/office/word/2023/wordml/word16du" xmlns:w16sdtdh="http://schemas.microsoft.com/office/word/2020/wordml/sdtdatahash" xmlns:w16sdtfl="http://schemas.microsoft.com/office/word/2024/wordml/sdtformatlock" xmlns:w16se="http://schemas.microsoft.com/office/word/2015/wordml/symex" xmlns:wpg="http://schemas.microsoft.com/office/word/2010/wordprocessingGroup" xmlns:wpi="http://schemas.microsoft.com/office/word/2010/wordprocessingInk" xmlns:wne="http://schemas.microsoft.com/office/word/2006/wordml" xmlns:wps="http://schemas.microsoft.com/office/word/2010/wordprocessingShape" mc:Ignorable="w14 w15 w16se w16cid w16 w16cex w16sdtdh w16sdtfl w16du wp14">
   <w:p>
     <w:pPr>
       <w:pStyle w:val="Footer"/>
@@ -219,7 +416,7 @@
 </file>
 
 <file path=word/footer2.xml><?xml version="1.0" encoding="utf-8"?>
-<w:ftr xmlns:wpc="http://schemas.microsoft.com/office/word/2010/wordprocessingCanvas" xmlns:cx="http://schemas.microsoft.com/office/drawing/2014/chartex" xmlns:cx1="http://schemas.microsoft.com/office/drawing/2015/9/8/chartex" xmlns:cx2="http://schemas.microsoft.com/office/drawing/2015/10/21/chartex" xmlns:cx3="http://schemas.microsoft.com/office/drawing/2016/5/9/chartex" xmlns:cx4="http://schemas.microsoft.com/office/drawing/2016/5/10/chartex" xmlns:cx5="http://schemas.microsoft.com/office/drawing/2016/5/11/chartex" xmlns:cx6="http://schemas.microsoft.com/office/drawing/2016/5/12/chartex" xmlns:cx7="http://schemas.microsoft.com/office/drawing/2016/5/13/chartex" xmlns:cx8="http://schemas.microsoft.com/office/drawing/2016/5/14/chartex" xmlns:mc="http://schemas.openxmlformats.org/markup-compatibility/2006" xmlns:aink="http://schemas.microsoft.com/office/drawing/2016/ink" xmlns:am3d="http://schemas.microsoft.com/office/drawing/2017/model3d" xmlns:o="urn:schemas-microsoft-com:office:office" xmlns:oel="http://schemas.microsoft.com/office/2019/extlst" xmlns:r="http://schemas.openxmlformats.org/officeDocument/2006/relationships" xmlns:m="http://schemas.openxmlformats.org/officeDocument/2006/math" xmlns:v="urn:schemas-microsoft-com:vml" xmlns:wp14="http://schemas.microsoft.com/office/word/2010/wordprocessingDrawing" xmlns:wp="http://schemas.openxmlformats.org/drawingml/2006/wordprocessingDrawing" xmlns:w10="urn:schemas-microsoft-com:office:word" xmlns:w="http://schemas.openxmlformats.org/wordprocessingml/2006/main" xmlns:w14="http://schemas.microsoft.com/office/word/2010/wordml" xmlns:w15="http://schemas.microsoft.com/office/word/2012/wordml" xmlns:w16cex="http://schemas.microsoft.com/office/word/2018/wordml/cex" xmlns:w16cid="http://schemas.microsoft.com/office/word/2016/wordml/cid" xmlns:w16="http://schemas.microsoft.com/office/word/2018/wordml" xmlns:w16sdtdh="http://schemas.microsoft.com/office/word/2020/wordml/sdtdatahash" xmlns:w16se="http://schemas.microsoft.com/office/word/2015/wordml/symex" xmlns:wpg="http://schemas.microsoft.com/office/word/2010/wordprocessingGroup" xmlns:wpi="http://schemas.microsoft.com/office/word/2010/wordprocessingInk" xmlns:wne="http://schemas.microsoft.com/office/word/2006/wordml" xmlns:wps="http://schemas.microsoft.com/office/word/2010/wordprocessingShape" mc:Ignorable="w14 w15 w16se w16cid w16 w16cex w16sdtdh wp14">
+<w:ftr xmlns:wpc="http://schemas.microsoft.com/office/word/2010/wordprocessingCanvas" xmlns:cx="http://schemas.microsoft.com/office/drawing/2014/chartex" xmlns:cx1="http://schemas.microsoft.com/office/drawing/2015/9/8/chartex" xmlns:cx2="http://schemas.microsoft.com/office/drawing/2015/10/21/chartex" xmlns:cx3="http://schemas.microsoft.com/office/drawing/2016/5/9/chartex" xmlns:cx4="http://schemas.microsoft.com/office/drawing/2016/5/10/chartex" xmlns:cx5="http://schemas.microsoft.com/office/drawing/2016/5/11/chartex" xmlns:cx6="http://schemas.microsoft.com/office/drawing/2016/5/12/chartex" xmlns:cx7="http://schemas.microsoft.com/office/drawing/2016/5/13/chartex" xmlns:cx8="http://schemas.microsoft.com/office/drawing/2016/5/14/chartex" xmlns:mc="http://schemas.openxmlformats.org/markup-compatibility/2006" xmlns:aink="http://schemas.microsoft.com/office/drawing/2016/ink" xmlns:am3d="http://schemas.microsoft.com/office/drawing/2017/model3d" xmlns:o="urn:schemas-microsoft-com:office:office" xmlns:oel="http://schemas.microsoft.com/office/2019/extlst" xmlns:r="http://schemas.openxmlformats.org/officeDocument/2006/relationships" xmlns:m="http://schemas.openxmlformats.org/officeDocument/2006/math" xmlns:v="urn:schemas-microsoft-com:vml" xmlns:wp14="http://schemas.microsoft.com/office/word/2010/wordprocessingDrawing" xmlns:wp="http://schemas.openxmlformats.org/drawingml/2006/wordprocessingDrawing" xmlns:w10="urn:schemas-microsoft-com:office:word" xmlns:w="http://schemas.openxmlformats.org/wordprocessingml/2006/main" xmlns:w14="http://schemas.microsoft.com/office/word/2010/wordml" xmlns:w15="http://schemas.microsoft.com/office/word/2012/wordml" xmlns:w16cex="http://schemas.microsoft.com/office/word/2018/wordml/cex" xmlns:w16cid="http://schemas.microsoft.com/office/word/2016/wordml/cid" xmlns:w16="http://schemas.microsoft.com/office/word/2018/wordml" xmlns:w16du="http://schemas.microsoft.com/office/word/2023/wordml/word16du" xmlns:w16sdtdh="http://schemas.microsoft.com/office/word/2020/wordml/sdtdatahash" xmlns:w16sdtfl="http://schemas.microsoft.com/office/word/2024/wordml/sdtformatlock" xmlns:w16se="http://schemas.microsoft.com/office/word/2015/wordml/symex" xmlns:wpg="http://schemas.microsoft.com/office/word/2010/wordprocessingGroup" xmlns:wpi="http://schemas.microsoft.com/office/word/2010/wordprocessingInk" xmlns:wne="http://schemas.microsoft.com/office/word/2006/wordml" xmlns:wps="http://schemas.microsoft.com/office/word/2010/wordprocessingShape" mc:Ignorable="w14 w15 w16se w16cid w16 w16cex w16sdtdh w16sdtfl w16du wp14">
   <w:p>
     <w:pPr>
       <w:pStyle w:val="Footer"/>
@@ -229,7 +426,7 @@
 </file>
 
 <file path=word/footer3.xml><?xml version="1.0" encoding="utf-8"?>
-<w:ftr xmlns:wpc="http://schemas.microsoft.com/office/word/2010/wordprocessingCanvas" xmlns:cx="http://schemas.microsoft.com/office/drawing/2014/chartex" xmlns:cx1="http://schemas.microsoft.com/office/drawing/2015/9/8/chartex" xmlns:cx2="http://schemas.microsoft.com/office/drawing/2015/10/21/chartex" xmlns:cx3="http://schemas.microsoft.com/office/drawing/2016/5/9/chartex" xmlns:cx4="http://schemas.microsoft.com/office/drawing/2016/5/10/chartex" xmlns:cx5="http://schemas.microsoft.com/office/drawing/2016/5/11/chartex" xmlns:cx6="http://schemas.microsoft.com/office/drawing/2016/5/12/chartex" xmlns:cx7="http://schemas.microsoft.com/office/drawing/2016/5/13/chartex" xmlns:cx8="http://schemas.microsoft.com/office/drawing/2016/5/14/chartex" xmlns:mc="http://schemas.openxmlformats.org/markup-compatibility/2006" xmlns:aink="http://schemas.microsoft.com/office/drawing/2016/ink" xmlns:am3d="http://schemas.microsoft.com/office/drawing/2017/model3d" xmlns:o="urn:schemas-microsoft-com:office:office" xmlns:oel="http://schemas.microsoft.com/office/2019/extlst" xmlns:r="http://schemas.openxmlformats.org/officeDocument/2006/relationships" xmlns:m="http://schemas.openxmlformats.org/officeDocument/2006/math" xmlns:v="urn:schemas-microsoft-com:vml" xmlns:wp14="http://schemas.microsoft.com/office/word/2010/wordprocessingDrawing" xmlns:wp="http://schemas.openxmlformats.org/drawingml/2006/wordprocessingDrawing" xmlns:w10="urn:schemas-microsoft-com:office:word" xmlns:w="http://schemas.openxmlformats.org/wordprocessingml/2006/main" xmlns:w14="http://schemas.microsoft.com/office/word/2010/wordml" xmlns:w15="http://schemas.microsoft.com/office/word/2012/wordml" xmlns:w16cex="http://schemas.microsoft.com/office/word/2018/wordml/cex" xmlns:w16cid="http://schemas.microsoft.com/office/word/2016/wordml/cid" xmlns:w16="http://schemas.microsoft.com/office/word/2018/wordml" xmlns:w16sdtdh="http://schemas.microsoft.com/office/word/2020/wordml/sdtdatahash" xmlns:w16se="http://schemas.microsoft.com/office/word/2015/wordml/symex" xmlns:wpg="http://schemas.microsoft.com/office/word/2010/wordprocessingGroup" xmlns:wpi="http://schemas.microsoft.com/office/word/2010/wordprocessingInk" xmlns:wne="http://schemas.microsoft.com/office/word/2006/wordml" xmlns:wps="http://schemas.microsoft.com/office/word/2010/wordprocessingShape" mc:Ignorable="w14 w15 w16se w16cid w16 w16cex w16sdtdh wp14">
+<w:ftr xmlns:wpc="http://schemas.microsoft.com/office/word/2010/wordprocessingCanvas" xmlns:cx="http://schemas.microsoft.com/office/drawing/2014/chartex" xmlns:cx1="http://schemas.microsoft.com/office/drawing/2015/9/8/chartex" xmlns:cx2="http://schemas.microsoft.com/office/drawing/2015/10/21/chartex" xmlns:cx3="http://schemas.microsoft.com/office/drawing/2016/5/9/chartex" xmlns:cx4="http://schemas.microsoft.com/office/drawing/2016/5/10/chartex" xmlns:cx5="http://schemas.microsoft.com/office/drawing/2016/5/11/chartex" xmlns:cx6="http://schemas.microsoft.com/office/drawing/2016/5/12/chartex" xmlns:cx7="http://schemas.microsoft.com/office/drawing/2016/5/13/chartex" xmlns:cx8="http://schemas.microsoft.com/office/drawing/2016/5/14/chartex" xmlns:mc="http://schemas.openxmlformats.org/markup-compatibility/2006" xmlns:aink="http://schemas.microsoft.com/office/drawing/2016/ink" xmlns:am3d="http://schemas.microsoft.com/office/drawing/2017/model3d" xmlns:o="urn:schemas-microsoft-com:office:office" xmlns:oel="http://schemas.microsoft.com/office/2019/extlst" xmlns:r="http://schemas.openxmlformats.org/officeDocument/2006/relationships" xmlns:m="http://schemas.openxmlformats.org/officeDocument/2006/math" xmlns:v="urn:schemas-microsoft-com:vml" xmlns:wp14="http://schemas.microsoft.com/office/word/2010/wordprocessingDrawing" xmlns:wp="http://schemas.openxmlformats.org/drawingml/2006/wordprocessingDrawing" xmlns:w10="urn:schemas-microsoft-com:office:word" xmlns:w="http://schemas.openxmlformats.org/wordprocessingml/2006/main" xmlns:w14="http://schemas.microsoft.com/office/word/2010/wordml" xmlns:w15="http://schemas.microsoft.com/office/word/2012/wordml" xmlns:w16cex="http://schemas.microsoft.com/office/word/2018/wordml/cex" xmlns:w16cid="http://schemas.microsoft.com/office/word/2016/wordml/cid" xmlns:w16="http://schemas.microsoft.com/office/word/2018/wordml" xmlns:w16du="http://schemas.microsoft.com/office/word/2023/wordml/word16du" xmlns:w16sdtdh="http://schemas.microsoft.com/office/word/2020/wordml/sdtdatahash" xmlns:w16sdtfl="http://schemas.microsoft.com/office/word/2024/wordml/sdtformatlock" xmlns:w16se="http://schemas.microsoft.com/office/word/2015/wordml/symex" xmlns:wpg="http://schemas.microsoft.com/office/word/2010/wordprocessingGroup" xmlns:wpi="http://schemas.microsoft.com/office/word/2010/wordprocessingInk" xmlns:wne="http://schemas.microsoft.com/office/word/2006/wordml" xmlns:wps="http://schemas.microsoft.com/office/word/2010/wordprocessingShape" mc:Ignorable="w14 w15 w16se w16cid w16 w16cex w16sdtdh w16sdtfl w16du wp14">
   <w:p>
     <w:pPr>
       <w:pStyle w:val="Footer"/>
@@ -239,7 +436,7 @@
 </file>
 
 <file path=word/footnotes.xml><?xml version="1.0" encoding="utf-8"?>
-<w:footnotes xmlns:wpc="http://schemas.microsoft.com/office/word/2010/wordprocessingCanvas" xmlns:cx="http://schemas.microsoft.com/office/drawing/2014/chartex" xmlns:cx1="http://schemas.microsoft.com/office/drawing/2015/9/8/chartex" xmlns:cx2="http://schemas.microsoft.com/office/drawing/2015/10/21/chartex" xmlns:cx3="http://schemas.microsoft.com/office/drawing/2016/5/9/chartex" xmlns:cx4="http://schemas.microsoft.com/office/drawing/2016/5/10/chartex" xmlns:cx5="http://schemas.microsoft.com/office/drawing/2016/5/11/chartex" xmlns:cx6="http://schemas.microsoft.com/office/drawing/2016/5/12/chartex" xmlns:cx7="http://schemas.microsoft.com/office/drawing/2016/5/13/chartex" xmlns:cx8="http://schemas.microsoft.com/office/drawing/2016/5/14/chartex" xmlns:mc="http://schemas.openxmlformats.org/markup-compatibility/2006" xmlns:aink="http://schemas.microsoft.com/office/drawing/2016/ink" xmlns:am3d="http://schemas.microsoft.com/office/drawing/2017/model3d" xmlns:o="urn:schemas-microsoft-com:office:office" xmlns:oel="http://schemas.microsoft.com/office/2019/extlst" xmlns:r="http://schemas.openxmlformats.org/officeDocument/2006/relationships" xmlns:m="http://schemas.openxmlformats.org/officeDocument/2006/math" xmlns:v="urn:schemas-microsoft-com:vml" xmlns:wp14="http://schemas.microsoft.com/office/word/2010/wordprocessingDrawing" xmlns:wp="http://schemas.openxmlformats.org/drawingml/2006/wordprocessingDrawing" xmlns:w10="urn:schemas-microsoft-com:office:word" xmlns:w="http://schemas.openxmlformats.org/wordprocessingml/2006/main" xmlns:w14="http://schemas.microsoft.com/office/word/2010/wordml" xmlns:w15="http://schemas.microsoft.com/office/word/2012/wordml" xmlns:w16cex="http://schemas.microsoft.com/office/word/2018/wordml/cex" xmlns:w16cid="http://schemas.microsoft.com/office/word/2016/wordml/cid" xmlns:w16="http://schemas.microsoft.com/office/word/2018/wordml" xmlns:w16sdtdh="http://schemas.microsoft.com/office/word/2020/wordml/sdtdatahash" xmlns:w16se="http://schemas.microsoft.com/office/word/2015/wordml/symex" xmlns:wpg="http://schemas.microsoft.com/office/word/2010/wordprocessingGroup" xmlns:wpi="http://schemas.microsoft.com/office/word/2010/wordprocessingInk" xmlns:wne="http://schemas.microsoft.com/office/word/2006/wordml" xmlns:wps="http://schemas.microsoft.com/office/word/2010/wordprocessingShape" mc:Ignorable="w14 w15 w16se w16cid w16 w16cex w16sdtdh wp14">
+<w:footnotes xmlns:wpc="http://schemas.microsoft.com/office/word/2010/wordprocessingCanvas" xmlns:cx="http://schemas.microsoft.com/office/drawing/2014/chartex" xmlns:cx1="http://schemas.microsoft.com/office/drawing/2015/9/8/chartex" xmlns:cx2="http://schemas.microsoft.com/office/drawing/2015/10/21/chartex" xmlns:cx3="http://schemas.microsoft.com/office/drawing/2016/5/9/chartex" xmlns:cx4="http://schemas.microsoft.com/office/drawing/2016/5/10/chartex" xmlns:cx5="http://schemas.microsoft.com/office/drawing/2016/5/11/chartex" xmlns:cx6="http://schemas.microsoft.com/office/drawing/2016/5/12/chartex" xmlns:cx7="http://schemas.microsoft.com/office/drawing/2016/5/13/chartex" xmlns:cx8="http://schemas.microsoft.com/office/drawing/2016/5/14/chartex" xmlns:mc="http://schemas.openxmlformats.org/markup-compatibility/2006" xmlns:aink="http://schemas.microsoft.com/office/drawing/2016/ink" xmlns:am3d="http://schemas.microsoft.com/office/drawing/2017/model3d" xmlns:o="urn:schemas-microsoft-com:office:office" xmlns:oel="http://schemas.microsoft.com/office/2019/extlst" xmlns:r="http://schemas.openxmlformats.org/officeDocument/2006/relationships" xmlns:m="http://schemas.openxmlformats.org/officeDocument/2006/math" xmlns:v="urn:schemas-microsoft-com:vml" xmlns:wp14="http://schemas.microsoft.com/office/word/2010/wordprocessingDrawing" xmlns:wp="http://schemas.openxmlformats.org/drawingml/2006/wordprocessingDrawing" xmlns:w10="urn:schemas-microsoft-com:office:word" xmlns:w="http://schemas.openxmlformats.org/wordprocessingml/2006/main" xmlns:w14="http://schemas.microsoft.com/office/word/2010/wordml" xmlns:w15="http://schemas.microsoft.com/office/word/2012/wordml" xmlns:w16cex="http://schemas.microsoft.com/office/word/2018/wordml/cex" xmlns:w16cid="http://schemas.microsoft.com/office/word/2016/wordml/cid" xmlns:w16="http://schemas.microsoft.com/office/word/2018/wordml" xmlns:w16du="http://schemas.microsoft.com/office/word/2023/wordml/word16du" xmlns:w16sdtdh="http://schemas.microsoft.com/office/word/2020/wordml/sdtdatahash" xmlns:w16sdtfl="http://schemas.microsoft.com/office/word/2024/wordml/sdtformatlock" xmlns:w16se="http://schemas.microsoft.com/office/word/2015/wordml/symex" xmlns:wpg="http://schemas.microsoft.com/office/word/2010/wordprocessingGroup" xmlns:wpi="http://schemas.microsoft.com/office/word/2010/wordprocessingInk" xmlns:wne="http://schemas.microsoft.com/office/word/2006/wordml" xmlns:wps="http://schemas.microsoft.com/office/word/2010/wordprocessingShape" mc:Ignorable="w14 w15 w16se w16cid w16 w16cex w16sdtdh w16sdtfl w16du wp14">
   <w:footnote w:type="separator" w:id="-1">
     <w:p>
       <w:pPr>
@@ -264,7 +461,7 @@
 </file>
 
 <file path=word/header1.xml><?xml version="1.0" encoding="utf-8"?>
-<w:hdr xmlns:wpc="http://schemas.microsoft.com/office/word/2010/wordprocessingCanvas" xmlns:cx="http://schemas.microsoft.com/office/drawing/2014/chartex" xmlns:cx1="http://schemas.microsoft.com/office/drawing/2015/9/8/chartex" xmlns:cx2="http://schemas.microsoft.com/office/drawing/2015/10/21/chartex" xmlns:cx3="http://schemas.microsoft.com/office/drawing/2016/5/9/chartex" xmlns:cx4="http://schemas.microsoft.com/office/drawing/2016/5/10/chartex" xmlns:cx5="http://schemas.microsoft.com/office/drawing/2016/5/11/chartex" xmlns:cx6="http://schemas.microsoft.com/office/drawing/2016/5/12/chartex" xmlns:cx7="http://schemas.microsoft.com/office/drawing/2016/5/13/chartex" xmlns:cx8="http://schemas.microsoft.com/office/drawing/2016/5/14/chartex" xmlns:mc="http://schemas.openxmlformats.org/markup-compatibility/2006" xmlns:aink="http://schemas.microsoft.com/office/drawing/2016/ink" xmlns:am3d="http://schemas.microsoft.com/office/drawing/2017/model3d" xmlns:o="urn:schemas-microsoft-com:office:office" xmlns:oel="http://schemas.microsoft.com/office/2019/extlst" xmlns:r="http://schemas.openxmlformats.org/officeDocument/2006/relationships" xmlns:m="http://schemas.openxmlformats.org/officeDocument/2006/math" xmlns:v="urn:schemas-microsoft-com:vml" xmlns:wp14="http://schemas.microsoft.com/office/word/2010/wordprocessingDrawing" xmlns:wp="http://schemas.openxmlformats.org/drawingml/2006/wordprocessingDrawing" xmlns:w10="urn:schemas-microsoft-com:office:word" xmlns:w="http://schemas.openxmlformats.org/wordprocessingml/2006/main" xmlns:w14="http://schemas.microsoft.com/office/word/2010/wordml" xmlns:w15="http://schemas.microsoft.com/office/word/2012/wordml" xmlns:w16cex="http://schemas.microsoft.com/office/word/2018/wordml/cex" xmlns:w16cid="http://schemas.microsoft.com/office/word/2016/wordml/cid" xmlns:w16="http://schemas.microsoft.com/office/word/2018/wordml" xmlns:w16sdtdh="http://schemas.microsoft.com/office/word/2020/wordml/sdtdatahash" xmlns:w16se="http://schemas.microsoft.com/office/word/2015/wordml/symex" xmlns:wpg="http://schemas.microsoft.com/office/word/2010/wordprocessingGroup" xmlns:wpi="http://schemas.microsoft.com/office/word/2010/wordprocessingInk" xmlns:wne="http://schemas.microsoft.com/office/word/2006/wordml" xmlns:wps="http://schemas.microsoft.com/office/word/2010/wordprocessingShape" mc:Ignorable="w14 w15 w16se w16cid w16 w16cex w16sdtdh wp14">
+<w:hdr xmlns:wpc="http://schemas.microsoft.com/office/word/2010/wordprocessingCanvas" xmlns:cx="http://schemas.microsoft.com/office/drawing/2014/chartex" xmlns:cx1="http://schemas.microsoft.com/office/drawing/2015/9/8/chartex" xmlns:cx2="http://schemas.microsoft.com/office/drawing/2015/10/21/chartex" xmlns:cx3="http://schemas.microsoft.com/office/drawing/2016/5/9/chartex" xmlns:cx4="http://schemas.microsoft.com/office/drawing/2016/5/10/chartex" xmlns:cx5="http://schemas.microsoft.com/office/drawing/2016/5/11/chartex" xmlns:cx6="http://schemas.microsoft.com/office/drawing/2016/5/12/chartex" xmlns:cx7="http://schemas.microsoft.com/office/drawing/2016/5/13/chartex" xmlns:cx8="http://schemas.microsoft.com/office/drawing/2016/5/14/chartex" xmlns:mc="http://schemas.openxmlformats.org/markup-compatibility/2006" xmlns:aink="http://schemas.microsoft.com/office/drawing/2016/ink" xmlns:am3d="http://schemas.microsoft.com/office/drawing/2017/model3d" xmlns:o="urn:schemas-microsoft-com:office:office" xmlns:oel="http://schemas.microsoft.com/office/2019/extlst" xmlns:r="http://schemas.openxmlformats.org/officeDocument/2006/relationships" xmlns:m="http://schemas.openxmlformats.org/officeDocument/2006/math" xmlns:v="urn:schemas-microsoft-com:vml" xmlns:wp14="http://schemas.microsoft.com/office/word/2010/wordprocessingDrawing" xmlns:wp="http://schemas.openxmlformats.org/drawingml/2006/wordprocessingDrawing" xmlns:w10="urn:schemas-microsoft-com:office:word" xmlns:w="http://schemas.openxmlformats.org/wordprocessingml/2006/main" xmlns:w14="http://schemas.microsoft.com/office/word/2010/wordml" xmlns:w15="http://schemas.microsoft.com/office/word/2012/wordml" xmlns:w16cex="http://schemas.microsoft.com/office/word/2018/wordml/cex" xmlns:w16cid="http://schemas.microsoft.com/office/word/2016/wordml/cid" xmlns:w16="http://schemas.microsoft.com/office/word/2018/wordml" xmlns:w16du="http://schemas.microsoft.com/office/word/2023/wordml/word16du" xmlns:w16sdtdh="http://schemas.microsoft.com/office/word/2020/wordml/sdtdatahash" xmlns:w16sdtfl="http://schemas.microsoft.com/office/word/2024/wordml/sdtformatlock" xmlns:w16se="http://schemas.microsoft.com/office/word/2015/wordml/symex" xmlns:wpg="http://schemas.microsoft.com/office/word/2010/wordprocessingGroup" xmlns:wpi="http://schemas.microsoft.com/office/word/2010/wordprocessingInk" xmlns:wne="http://schemas.microsoft.com/office/word/2006/wordml" xmlns:wps="http://schemas.microsoft.com/office/word/2010/wordprocessingShape" mc:Ignorable="w14 w15 w16se w16cid w16 w16cex w16sdtdh w16sdtfl w16du wp14">
   <w:p>
     <w:pPr>
       <w:pStyle w:val="Header"/>
@@ -274,7 +471,7 @@
 </file>
 
 <file path=word/header2.xml><?xml version="1.0" encoding="utf-8"?>
-<w:hdr xmlns:wpc="http://schemas.microsoft.com/office/word/2010/wordprocessingCanvas" xmlns:cx="http://schemas.microsoft.com/office/drawing/2014/chartex" xmlns:cx1="http://schemas.microsoft.com/office/drawing/2015/9/8/chartex" xmlns:cx2="http://schemas.microsoft.com/office/drawing/2015/10/21/chartex" xmlns:cx3="http://schemas.microsoft.com/office/drawing/2016/5/9/chartex" xmlns:cx4="http://schemas.microsoft.com/office/drawing/2016/5/10/chartex" xmlns:cx5="http://schemas.microsoft.com/office/drawing/2016/5/11/chartex" xmlns:cx6="http://schemas.microsoft.com/office/drawing/2016/5/12/chartex" xmlns:cx7="http://schemas.microsoft.com/office/drawing/2016/5/13/chartex" xmlns:cx8="http://schemas.microsoft.com/office/drawing/2016/5/14/chartex" xmlns:mc="http://schemas.openxmlformats.org/markup-compatibility/2006" xmlns:aink="http://schemas.microsoft.com/office/drawing/2016/ink" xmlns:am3d="http://schemas.microsoft.com/office/drawing/2017/model3d" xmlns:o="urn:schemas-microsoft-com:office:office" xmlns:oel="http://schemas.microsoft.com/office/2019/extlst" xmlns:r="http://schemas.openxmlformats.org/officeDocument/2006/relationships" xmlns:m="http://schemas.openxmlformats.org/officeDocument/2006/math" xmlns:v="urn:schemas-microsoft-com:vml" xmlns:wp14="http://schemas.microsoft.com/office/word/2010/wordprocessingDrawing" xmlns:wp="http://schemas.openxmlformats.org/drawingml/2006/wordprocessingDrawing" xmlns:w10="urn:schemas-microsoft-com:office:word" xmlns:w="http://schemas.openxmlformats.org/wordprocessingml/2006/main" xmlns:w14="http://schemas.microsoft.com/office/word/2010/wordml" xmlns:w15="http://schemas.microsoft.com/office/word/2012/wordml" xmlns:w16cex="http://schemas.microsoft.com/office/word/2018/wordml/cex" xmlns:w16cid="http://schemas.microsoft.com/office/word/2016/wordml/cid" xmlns:w16="http://schemas.microsoft.com/office/word/2018/wordml" xmlns:w16sdtdh="http://schemas.microsoft.com/office/word/2020/wordml/sdtdatahash" xmlns:w16se="http://schemas.microsoft.com/office/word/2015/wordml/symex" xmlns:wpg="http://schemas.microsoft.com/office/word/2010/wordprocessingGroup" xmlns:wpi="http://schemas.microsoft.com/office/word/2010/wordprocessingInk" xmlns:wne="http://schemas.microsoft.com/office/word/2006/wordml" xmlns:wps="http://schemas.microsoft.com/office/word/2010/wordprocessingShape" mc:Ignorable="w14 w15 w16se w16cid w16 w16cex w16sdtdh wp14">
+<w:hdr xmlns:wpc="http://schemas.microsoft.com/office/word/2010/wordprocessingCanvas" xmlns:cx="http://schemas.microsoft.com/office/drawing/2014/chartex" xmlns:cx1="http://schemas.microsoft.com/office/drawing/2015/9/8/chartex" xmlns:cx2="http://schemas.microsoft.com/office/drawing/2015/10/21/chartex" xmlns:cx3="http://schemas.microsoft.com/office/drawing/2016/5/9/chartex" xmlns:cx4="http://schemas.microsoft.com/office/drawing/2016/5/10/chartex" xmlns:cx5="http://schemas.microsoft.com/office/drawing/2016/5/11/chartex" xmlns:cx6="http://schemas.microsoft.com/office/drawing/2016/5/12/chartex" xmlns:cx7="http://schemas.microsoft.com/office/drawing/2016/5/13/chartex" xmlns:cx8="http://schemas.microsoft.com/office/drawing/2016/5/14/chartex" xmlns:mc="http://schemas.openxmlformats.org/markup-compatibility/2006" xmlns:aink="http://schemas.microsoft.com/office/drawing/2016/ink" xmlns:am3d="http://schemas.microsoft.com/office/drawing/2017/model3d" xmlns:o="urn:schemas-microsoft-com:office:office" xmlns:oel="http://schemas.microsoft.com/office/2019/extlst" xmlns:r="http://schemas.openxmlformats.org/officeDocument/2006/relationships" xmlns:m="http://schemas.openxmlformats.org/officeDocument/2006/math" xmlns:v="urn:schemas-microsoft-com:vml" xmlns:wp14="http://schemas.microsoft.com/office/word/2010/wordprocessingDrawing" xmlns:wp="http://schemas.openxmlformats.org/drawingml/2006/wordprocessingDrawing" xmlns:w10="urn:schemas-microsoft-com:office:word" xmlns:w="http://schemas.openxmlformats.org/wordprocessingml/2006/main" xmlns:w14="http://schemas.microsoft.com/office/word/2010/wordml" xmlns:w15="http://schemas.microsoft.com/office/word/2012/wordml" xmlns:w16cex="http://schemas.microsoft.com/office/word/2018/wordml/cex" xmlns:w16cid="http://schemas.microsoft.com/office/word/2016/wordml/cid" xmlns:w16="http://schemas.microsoft.com/office/word/2018/wordml" xmlns:w16du="http://schemas.microsoft.com/office/word/2023/wordml/word16du" xmlns:w16sdtdh="http://schemas.microsoft.com/office/word/2020/wordml/sdtdatahash" xmlns:w16sdtfl="http://schemas.microsoft.com/office/word/2024/wordml/sdtformatlock" xmlns:w16se="http://schemas.microsoft.com/office/word/2015/wordml/symex" xmlns:wpg="http://schemas.microsoft.com/office/word/2010/wordprocessingGroup" xmlns:wpi="http://schemas.microsoft.com/office/word/2010/wordprocessingInk" xmlns:wne="http://schemas.microsoft.com/office/word/2006/wordml" xmlns:wps="http://schemas.microsoft.com/office/word/2010/wordprocessingShape" mc:Ignorable="w14 w15 w16se w16cid w16 w16cex w16sdtdh w16sdtfl w16du wp14">
   <w:p>
     <w:pPr>
       <w:pStyle w:val="Header"/>
@@ -285,7 +482,7 @@
 </file>
 
 <file path=word/header3.xml><?xml version="1.0" encoding="utf-8"?>
-<w:hdr xmlns:wpc="http://schemas.microsoft.com/office/word/2010/wordprocessingCanvas" xmlns:cx="http://schemas.microsoft.com/office/drawing/2014/chartex" xmlns:cx1="http://schemas.microsoft.com/office/drawing/2015/9/8/chartex" xmlns:cx2="http://schemas.microsoft.com/office/drawing/2015/10/21/chartex" xmlns:cx3="http://schemas.microsoft.com/office/drawing/2016/5/9/chartex" xmlns:cx4="http://schemas.microsoft.com/office/drawing/2016/5/10/chartex" xmlns:cx5="http://schemas.microsoft.com/office/drawing/2016/5/11/chartex" xmlns:cx6="http://schemas.microsoft.com/office/drawing/2016/5/12/chartex" xmlns:cx7="http://schemas.microsoft.com/office/drawing/2016/5/13/chartex" xmlns:cx8="http://schemas.microsoft.com/office/drawing/2016/5/14/chartex" xmlns:mc="http://schemas.openxmlformats.org/markup-compatibility/2006" xmlns:aink="http://schemas.microsoft.com/office/drawing/2016/ink" xmlns:am3d="http://schemas.microsoft.com/office/drawing/2017/model3d" xmlns:o="urn:schemas-microsoft-com:office:office" xmlns:oel="http://schemas.microsoft.com/office/2019/extlst" xmlns:r="http://schemas.openxmlformats.org/officeDocument/2006/relationships" xmlns:m="http://schemas.openxmlformats.org/officeDocument/2006/math" xmlns:v="urn:schemas-microsoft-com:vml" xmlns:wp14="http://schemas.microsoft.com/office/word/2010/wordprocessingDrawing" xmlns:wp="http://schemas.openxmlformats.org/drawingml/2006/wordprocessingDrawing" xmlns:w10="urn:schemas-microsoft-com:office:word" xmlns:w="http://schemas.openxmlformats.org/wordprocessingml/2006/main" xmlns:w14="http://schemas.microsoft.com/office/word/2010/wordml" xmlns:w15="http://schemas.microsoft.com/office/word/2012/wordml" xmlns:w16cex="http://schemas.microsoft.com/office/word/2018/wordml/cex" xmlns:w16cid="http://schemas.microsoft.com/office/word/2016/wordml/cid" xmlns:w16="http://schemas.microsoft.com/office/word/2018/wordml" xmlns:w16sdtdh="http://schemas.microsoft.com/office/word/2020/wordml/sdtdatahash" xmlns:w16se="http://schemas.microsoft.com/office/word/2015/wordml/symex" xmlns:wpg="http://schemas.microsoft.com/office/word/2010/wordprocessingGroup" xmlns:wpi="http://schemas.microsoft.com/office/word/2010/wordprocessingInk" xmlns:wne="http://schemas.microsoft.com/office/word/2006/wordml" xmlns:wps="http://schemas.microsoft.com/office/word/2010/wordprocessingShape" mc:Ignorable="w14 w15 w16se w16cid w16 w16cex w16sdtdh wp14">
+<w:hdr xmlns:wpc="http://schemas.microsoft.com/office/word/2010/wordprocessingCanvas" xmlns:cx="http://schemas.microsoft.com/office/drawing/2014/chartex" xmlns:cx1="http://schemas.microsoft.com/office/drawing/2015/9/8/chartex" xmlns:cx2="http://schemas.microsoft.com/office/drawing/2015/10/21/chartex" xmlns:cx3="http://schemas.microsoft.com/office/drawing/2016/5/9/chartex" xmlns:cx4="http://schemas.microsoft.com/office/drawing/2016/5/10/chartex" xmlns:cx5="http://schemas.microsoft.com/office/drawing/2016/5/11/chartex" xmlns:cx6="http://schemas.microsoft.com/office/drawing/2016/5/12/chartex" xmlns:cx7="http://schemas.microsoft.com/office/drawing/2016/5/13/chartex" xmlns:cx8="http://schemas.microsoft.com/office/drawing/2016/5/14/chartex" xmlns:mc="http://schemas.openxmlformats.org/markup-compatibility/2006" xmlns:aink="http://schemas.microsoft.com/office/drawing/2016/ink" xmlns:am3d="http://schemas.microsoft.com/office/drawing/2017/model3d" xmlns:o="urn:schemas-microsoft-com:office:office" xmlns:oel="http://schemas.microsoft.com/office/2019/extlst" xmlns:r="http://schemas.openxmlformats.org/officeDocument/2006/relationships" xmlns:m="http://schemas.openxmlformats.org/officeDocument/2006/math" xmlns:v="urn:schemas-microsoft-com:vml" xmlns:wp14="http://schemas.microsoft.com/office/word/2010/wordprocessingDrawing" xmlns:wp="http://schemas.openxmlformats.org/drawingml/2006/wordprocessingDrawing" xmlns:w10="urn:schemas-microsoft-com:office:word" xmlns:w="http://schemas.openxmlformats.org/wordprocessingml/2006/main" xmlns:w14="http://schemas.microsoft.com/office/word/2010/wordml" xmlns:w15="http://schemas.microsoft.com/office/word/2012/wordml" xmlns:w16cex="http://schemas.microsoft.com/office/word/2018/wordml/cex" xmlns:w16cid="http://schemas.microsoft.com/office/word/2016/wordml/cid" xmlns:w16="http://schemas.microsoft.com/office/word/2018/wordml" xmlns:w16du="http://schemas.microsoft.com/office/word/2023/wordml/word16du" xmlns:w16sdtdh="http://schemas.microsoft.com/office/word/2020/wordml/sdtdatahash" xmlns:w16sdtfl="http://schemas.microsoft.com/office/word/2024/wordml/sdtformatlock" xmlns:w16se="http://schemas.microsoft.com/office/word/2015/wordml/symex" xmlns:wpg="http://schemas.microsoft.com/office/word/2010/wordprocessingGroup" xmlns:wpi="http://schemas.microsoft.com/office/word/2010/wordprocessingInk" xmlns:wne="http://schemas.microsoft.com/office/word/2006/wordml" xmlns:wps="http://schemas.microsoft.com/office/word/2010/wordprocessingShape" mc:Ignorable="w14 w15 w16se w16cid w16 w16cex w16sdtdh w16sdtfl w16du wp14">
   <w:p>
     <w:pPr>
       <w:pStyle w:val="Header"/>
@@ -294,7 +491,7 @@
     <w:r>
       <w:tab/>
       <w:tab/>
-      <w:t>2026-06-17</w:t>
+      <w:t>2026-06-18</w:t>
       <w:br/>
       <w:br/>
     </w:r>
@@ -307,7 +504,7 @@
 </file>
 
 <file path=word/numbering.xml><?xml version="1.0" encoding="utf-8"?>
-<w:numbering xmlns:wpc="http://schemas.microsoft.com/office/word/2010/wordprocessingCanvas" xmlns:cx="http://schemas.microsoft.com/office/drawing/2014/chartex" xmlns:cx1="http://schemas.microsoft.com/office/drawing/2015/9/8/chartex" xmlns:cx2="http://schemas.microsoft.com/office/drawing/2015/10/21/chartex" xmlns:cx3="http://schemas.microsoft.com/office/drawing/2016/5/9/chartex" xmlns:cx4="http://schemas.microsoft.com/office/drawing/2016/5/10/chartex" xmlns:cx5="http://schemas.microsoft.com/office/drawing/2016/5/11/chartex" xmlns:cx6="http://schemas.microsoft.com/office/drawing/2016/5/12/chartex" xmlns:cx7="http://schemas.microsoft.com/office/drawing/2016/5/13/chartex" xmlns:cx8="http://schemas.microsoft.com/office/drawing/2016/5/14/chartex" xmlns:mc="http://schemas.openxmlformats.org/markup-compatibility/2006" xmlns:aink="http://schemas.microsoft.com/office/drawing/2016/ink" xmlns:am3d="http://schemas.microsoft.com/office/drawing/2017/model3d" xmlns:o="urn:schemas-microsoft-com:office:office" xmlns:oel="http://schemas.microsoft.com/office/2019/extlst" xmlns:r="http://schemas.openxmlformats.org/officeDocument/2006/relationships" xmlns:m="http://schemas.openxmlformats.org/officeDocument/2006/math" xmlns:v="urn:schemas-microsoft-com:vml" xmlns:wp14="http://schemas.microsoft.com/office/word/2010/wordprocessingDrawing" xmlns:wp="http://schemas.openxmlformats.org/drawingml/2006/wordprocessingDrawing" xmlns:w10="urn:schemas-microsoft-com:office:word" xmlns:w="http://schemas.openxmlformats.org/wordprocessingml/2006/main" xmlns:w14="http://schemas.microsoft.com/office/word/2010/wordml" xmlns:w15="http://schemas.microsoft.com/office/word/2012/wordml" xmlns:w16cex="http://schemas.microsoft.com/office/word/2018/wordml/cex" xmlns:w16cid="http://schemas.microsoft.com/office/word/2016/wordml/cid" xmlns:w16="http://schemas.microsoft.com/office/word/2018/wordml" xmlns:w16sdtdh="http://schemas.microsoft.com/office/word/2020/wordml/sdtdatahash" xmlns:w16se="http://schemas.microsoft.com/office/word/2015/wordml/symex" xmlns:wpg="http://schemas.microsoft.com/office/word/2010/wordprocessingGroup" xmlns:wpi="http://schemas.microsoft.com/office/word/2010/wordprocessingInk" xmlns:wne="http://schemas.microsoft.com/office/word/2006/wordml" xmlns:wps="http://schemas.microsoft.com/office/word/2010/wordprocessingShape" mc:Ignorable="w14 w15 w16se w16cid w16 w16cex w16sdtdh wp14">
+<w:numbering xmlns:wpc="http://schemas.microsoft.com/office/word/2010/wordprocessingCanvas" xmlns:cx="http://schemas.microsoft.com/office/drawing/2014/chartex" xmlns:cx1="http://schemas.microsoft.com/office/drawing/2015/9/8/chartex" xmlns:cx2="http://schemas.microsoft.com/office/drawing/2015/10/21/chartex" xmlns:cx3="http://schemas.microsoft.com/office/drawing/2016/5/9/chartex" xmlns:cx4="http://schemas.microsoft.com/office/drawing/2016/5/10/chartex" xmlns:cx5="http://schemas.microsoft.com/office/drawing/2016/5/11/chartex" xmlns:cx6="http://schemas.microsoft.com/office/drawing/2016/5/12/chartex" xmlns:cx7="http://schemas.microsoft.com/office/drawing/2016/5/13/chartex" xmlns:cx8="http://schemas.microsoft.com/office/drawing/2016/5/14/chartex" xmlns:mc="http://schemas.openxmlformats.org/markup-compatibility/2006" xmlns:aink="http://schemas.microsoft.com/office/drawing/2016/ink" xmlns:am3d="http://schemas.microsoft.com/office/drawing/2017/model3d" xmlns:o="urn:schemas-microsoft-com:office:office" xmlns:oel="http://schemas.microsoft.com/office/2019/extlst" xmlns:r="http://schemas.openxmlformats.org/officeDocument/2006/relationships" xmlns:m="http://schemas.openxmlformats.org/officeDocument/2006/math" xmlns:v="urn:schemas-microsoft-com:vml" xmlns:wp14="http://schemas.microsoft.com/office/word/2010/wordprocessingDrawing" xmlns:wp="http://schemas.openxmlformats.org/drawingml/2006/wordprocessingDrawing" xmlns:w10="urn:schemas-microsoft-com:office:word" xmlns:w="http://schemas.openxmlformats.org/wordprocessingml/2006/main" xmlns:w14="http://schemas.microsoft.com/office/word/2010/wordml" xmlns:w15="http://schemas.microsoft.com/office/word/2012/wordml" xmlns:w16cex="http://schemas.microsoft.com/office/word/2018/wordml/cex" xmlns:w16cid="http://schemas.microsoft.com/office/word/2016/wordml/cid" xmlns:w16="http://schemas.microsoft.com/office/word/2018/wordml" xmlns:w16du="http://schemas.microsoft.com/office/word/2023/wordml/word16du" xmlns:w16sdtdh="http://schemas.microsoft.com/office/word/2020/wordml/sdtdatahash" xmlns:w16sdtfl="http://schemas.microsoft.com/office/word/2024/wordml/sdtformatlock" xmlns:w16se="http://schemas.microsoft.com/office/word/2015/wordml/symex" xmlns:wpg="http://schemas.microsoft.com/office/word/2010/wordprocessingGroup" xmlns:wpi="http://schemas.microsoft.com/office/word/2010/wordprocessingInk" xmlns:wne="http://schemas.microsoft.com/office/word/2006/wordml" xmlns:wps="http://schemas.microsoft.com/office/word/2010/wordprocessingShape" mc:Ignorable="w14 w15 w16se w16cid w16 w16cex w16sdtdh w16sdtfl w16du wp14">
   <w:abstractNum w:abstractNumId="0" w15:restartNumberingAfterBreak="0">
     <w:nsid w:val="FFFFFF7C"/>
     <w:multiLevelType w:val="singleLevel"/>
@@ -510,7 +707,7 @@
 </file>
 
 <file path=word/styles.xml><?xml version="1.0" encoding="utf-8"?>
-<w:styles xmlns:mc="http://schemas.openxmlformats.org/markup-compatibility/2006" xmlns:r="http://schemas.openxmlformats.org/officeDocument/2006/relationships" xmlns:w="http://schemas.openxmlformats.org/wordprocessingml/2006/main" xmlns:w14="http://schemas.microsoft.com/office/word/2010/wordml" xmlns:w15="http://schemas.microsoft.com/office/word/2012/wordml" xmlns:w16cex="http://schemas.microsoft.com/office/word/2018/wordml/cex" xmlns:w16cid="http://schemas.microsoft.com/office/word/2016/wordml/cid" xmlns:w16="http://schemas.microsoft.com/office/word/2018/wordml" xmlns:w16sdtdh="http://schemas.microsoft.com/office/word/2020/wordml/sdtdatahash" xmlns:w16se="http://schemas.microsoft.com/office/word/2015/wordml/symex" mc:Ignorable="w14 w15 w16se w16cid w16 w16cex w16sdtdh">
+<w:styles xmlns:mc="http://schemas.openxmlformats.org/markup-compatibility/2006" xmlns:r="http://schemas.openxmlformats.org/officeDocument/2006/relationships" xmlns:w="http://schemas.openxmlformats.org/wordprocessingml/2006/main" xmlns:w14="http://schemas.microsoft.com/office/word/2010/wordml" xmlns:w15="http://schemas.microsoft.com/office/word/2012/wordml" xmlns:w16cex="http://schemas.microsoft.com/office/word/2018/wordml/cex" xmlns:w16cid="http://schemas.microsoft.com/office/word/2016/wordml/cid" xmlns:w16="http://schemas.microsoft.com/office/word/2018/wordml" xmlns:w16du="http://schemas.microsoft.com/office/word/2023/wordml/word16du" xmlns:w16sdtdh="http://schemas.microsoft.com/office/word/2020/wordml/sdtdatahash" xmlns:w16sdtfl="http://schemas.microsoft.com/office/word/2024/wordml/sdtformatlock" xmlns:w16se="http://schemas.microsoft.com/office/word/2015/wordml/symex" mc:Ignorable="w14 w15 w16se w16cid w16 w16cex w16sdtdh w16sdtfl w16du">
   <w:docDefaults>
     <w:rPrDefault>
       <w:rPr>
@@ -1268,7 +1465,7 @@
     <w:link w:val="TitleChar"/>
     <w:uiPriority w:val="10"/>
     <w:qFormat/>
-    <w:rsid w:val="007106C8"/>
+    <w:rsid w:val="00E854FA"/>
     <w:pPr>
       <w:spacing w:after="300" w:line="240" w:lineRule="auto"/>
       <w:contextualSpacing/>
@@ -1278,7 +1475,7 @@
       <w:rFonts w:eastAsiaTheme="majorEastAsia" w:cstheme="majorBidi"/>
       <w:spacing w:val="5"/>
       <w:kern w:val="28"/>
-      <w:sz w:val="52"/>
+      <w:sz w:val="40"/>
       <w:szCs w:val="52"/>
       <w:lang w:val="sv-SE" w:eastAsia="en-US" w:bidi="ar-SA"/>
     </w:rPr>
@@ -1288,12 +1485,12 @@
     <w:basedOn w:val="DefaultParagraphFont"/>
     <w:link w:val="Title"/>
     <w:uiPriority w:val="10"/>
-    <w:rsid w:val="007106C8"/>
+    <w:rsid w:val="00E854FA"/>
     <w:rPr>
       <w:rFonts w:ascii="Times New Roman" w:eastAsiaTheme="majorEastAsia" w:hAnsi="Times New Roman" w:cstheme="majorBidi"/>
       <w:spacing w:val="5"/>
       <w:kern w:val="28"/>
-      <w:sz w:val="52"/>
+      <w:sz w:val="40"/>
       <w:szCs w:val="52"/>
       <w:lang w:val="sv-SE" w:eastAsia="en-US" w:bidi="ar-SA"/>
     </w:rPr>

--- a/tillsyn/A 22067-2024 tillsynsbegäran.docx
+++ b/tillsyn/A 22067-2024 tillsynsbegäran.docx
@@ -491,7 +491,7 @@
     <w:r>
       <w:tab/>
       <w:tab/>
-      <w:t>2026-06-18</w:t>
+      <w:t>2026-06-19</w:t>
       <w:br/>
       <w:br/>
     </w:r>

--- a/tillsyn/A 22067-2024 tillsynsbegäran.docx
+++ b/tillsyn/A 22067-2024 tillsynsbegäran.docx
@@ -491,7 +491,7 @@
     <w:r>
       <w:tab/>
       <w:tab/>
-      <w:t>2026-06-19</w:t>
+      <w:t>2026-06-20</w:t>
       <w:br/>
       <w:br/>
     </w:r>

--- a/tillsyn/A 22067-2024 tillsynsbegäran.docx
+++ b/tillsyn/A 22067-2024 tillsynsbegäran.docx
@@ -12,10 +12,7 @@
     </w:p>
     <w:p>
       <w:r>
-        <w:t>Detta dokument behandlar höga naturvärden i avverkningsanmälan A 22067-2024 i Ljusdals kommun som inkom 2024-05-31 och omfattar 2,9 ha.</w:t>
-      </w:r>
-      <w:r>
-        <w:t xml:space="preserve"> I Figur 1 visas fyndplatser för naturvårdsarter i området, som finns registrerade på Artportalen.</w:t>
+        <w:t>Denna tillsynsbegäran behandlar höga naturvärden i avverkningsanmälan A 22067-2024 i Ljusdals kommun som inkom 2024-05-31 och omfattar 2,9 ha.</w:t>
       </w:r>
     </w:p>
     <w:p>
@@ -63,7 +60,20 @@
         <w:spacing w:after="240"/>
       </w:pPr>
       <w:r>
-        <w:t>Figur 1. Fyndplatser för naturvårdsarter i och inom 13 meter från avverkningsanmälan (röd linje). Inom parentes anges rödlistekategorier, S för signalarter, Tför typiska arter och fridlysningsparagrafer i artskyddsförordningen.Markörer utan svart kant är placerade på fyndplatsen. Markörer med svart kant är placerade vid sidan av fyndplatsen och har ett svart streck som visar fyndplatsens exakta position. Kartans mittpunktskoordinat är N 6846921, E 476559 i SWEREF 99 TM.</w:t>
+        <w:t>Figur 1. Fyndplatser för naturvårdsarter i och inom 13 meter från avverkningsanmälan. Markörer utan svart kant är placerade på fyndplatsen. Markörer med svart kant är placerade vid sidan av fyndplatsen har ett svart streck som visar fyndplatsens exakta position. Kartans mittpunktskoordinat är N 6846921, E 476559 i SWEREF 99 TM.</w:t>
+      </w:r>
+    </w:p>
+    <w:p>
+      <w:r>
+        <w:t>I och inom 13 meter från avverkningsanmälan finns fynd av 4 naturvårdsarter, varav 4 är rödlistade och 4 är typiska (T): garnlav (VU, T), lunglav (NT, T), skrovellav (NT, T) och violettgrå tagellav (NT, T). Se Figur 1.</w:t>
+      </w:r>
+    </w:p>
+    <w:p>
+      <w:pPr>
+        <w:pStyle w:val="Heading1"/>
+      </w:pPr>
+      <w:r>
+        <w:t>Tillsynsbegäran</w:t>
       </w:r>
     </w:p>
     <w:p>
@@ -77,26 +87,16 @@
       </w:r>
     </w:p>
     <w:p>
-      <w:r>
-        <w:t>Nedan beskrivs fynd av naturvårdsarter som gjorts i det avverkningsanmälda området. I BILAGA 1 finns artfakta om rödlistade arter.</w:t>
-      </w:r>
-    </w:p>
-    <w:p>
       <w:pPr>
         <w:pStyle w:val="Heading1"/>
       </w:pPr>
       <w:r>
-        <w:t>Naturvårdsarter</w:t>
+        <w:t>Naturvårdsarter och fridlysta arter</w:t>
       </w:r>
     </w:p>
     <w:p>
       <w:r>
-        <w:t>I och inom 13 meter från avverkningsanmälan har följande 4 naturvårdsarter hittats: garnlav (VU, T), lunglav (NT, T), skrovellav (NT, T) och violettgrå tagellav (NT, T). Av dessa är 4 rödlistade. För rödlistade arter har rödlistekategorin angivits inom parentes. Typiska arter inom Natura 2000 som är kopplade till skogsekosystem har markerats med (T).</w:t>
-      </w:r>
-    </w:p>
-    <w:p>
-      <w:r>
-        <w:t>De påträffade naturvårdsarterna är ett tydligt kvitto på att det rör sig om en skog med höga naturvärden.</w:t>
+        <w:t>Nedan följer beskrivningar av de naturvårdsarter och fridlysta arter som har sina livsmiljöer och växtplatser i den avverkningsanmälda skogen. Se även ytterligare artfakta i BILAGA 1. De påträffade naturvårdsarterna är ett tydligt kvitto på att det rör sig om en skog med höga naturvärden.</w:t>
       </w:r>
     </w:p>
     <w:p>
@@ -491,7 +491,7 @@
     <w:r>
       <w:tab/>
       <w:tab/>
-      <w:t>2026-06-20</w:t>
+      <w:t>2026-06-21</w:t>
       <w:br/>
       <w:br/>
     </w:r>

--- a/tillsyn/A 22067-2024 tillsynsbegäran.docx
+++ b/tillsyn/A 22067-2024 tillsynsbegäran.docx
@@ -491,7 +491,7 @@
     <w:r>
       <w:tab/>
       <w:tab/>
-      <w:t>2026-06-21</w:t>
+      <w:t>2026-06-22</w:t>
       <w:br/>
       <w:br/>
     </w:r>

--- a/tillsyn/A 22067-2024 tillsynsbegäran.docx
+++ b/tillsyn/A 22067-2024 tillsynsbegäran.docx
@@ -491,7 +491,7 @@
     <w:r>
       <w:tab/>
       <w:tab/>
-      <w:t>2026-06-22</w:t>
+      <w:t>2026-06-23</w:t>
       <w:br/>
       <w:br/>
     </w:r>

--- a/tillsyn/A 22067-2024 tillsynsbegäran.docx
+++ b/tillsyn/A 22067-2024 tillsynsbegäran.docx
@@ -491,7 +491,7 @@
     <w:r>
       <w:tab/>
       <w:tab/>
-      <w:t>2026-06-23</w:t>
+      <w:t>2026-06-24</w:t>
       <w:br/>
       <w:br/>
     </w:r>

--- a/tillsyn/A 22067-2024 tillsynsbegäran.docx
+++ b/tillsyn/A 22067-2024 tillsynsbegäran.docx
@@ -491,7 +491,7 @@
     <w:r>
       <w:tab/>
       <w:tab/>
-      <w:t>2026-06-24</w:t>
+      <w:t>2026-06-25</w:t>
       <w:br/>
       <w:br/>
     </w:r>

--- a/tillsyn/A 22067-2024 tillsynsbegäran.docx
+++ b/tillsyn/A 22067-2024 tillsynsbegäran.docx
@@ -491,7 +491,7 @@
     <w:r>
       <w:tab/>
       <w:tab/>
-      <w:t>2026-06-25</w:t>
+      <w:t>2026-06-26</w:t>
       <w:br/>
       <w:br/>
     </w:r>

--- a/tillsyn/A 22067-2024 tillsynsbegäran.docx
+++ b/tillsyn/A 22067-2024 tillsynsbegäran.docx
@@ -491,7 +491,7 @@
     <w:r>
       <w:tab/>
       <w:tab/>
-      <w:t>2026-06-26</w:t>
+      <w:t>2026-06-27</w:t>
       <w:br/>
       <w:br/>
     </w:r>

--- a/tillsyn/A 22067-2024 tillsynsbegäran.docx
+++ b/tillsyn/A 22067-2024 tillsynsbegäran.docx
@@ -491,7 +491,7 @@
     <w:r>
       <w:tab/>
       <w:tab/>
-      <w:t>2026-06-27</w:t>
+      <w:t>2026-06-28</w:t>
       <w:br/>
       <w:br/>
     </w:r>

--- a/tillsyn/A 22067-2024 tillsynsbegäran.docx
+++ b/tillsyn/A 22067-2024 tillsynsbegäran.docx
@@ -491,7 +491,7 @@
     <w:r>
       <w:tab/>
       <w:tab/>
-      <w:t>2026-06-28</w:t>
+      <w:t>2026-06-29</w:t>
       <w:br/>
       <w:br/>
     </w:r>

--- a/tillsyn/A 22067-2024 tillsynsbegäran.docx
+++ b/tillsyn/A 22067-2024 tillsynsbegäran.docx
@@ -491,7 +491,7 @@
     <w:r>
       <w:tab/>
       <w:tab/>
-      <w:t>2026-06-29</w:t>
+      <w:t>2026-06-30</w:t>
       <w:br/>
       <w:br/>
     </w:r>

--- a/tillsyn/A 22067-2024 tillsynsbegäran.docx
+++ b/tillsyn/A 22067-2024 tillsynsbegäran.docx
@@ -491,7 +491,7 @@
     <w:r>
       <w:tab/>
       <w:tab/>
-      <w:t>2026-06-30</w:t>
+      <w:t>2026-07-01</w:t>
       <w:br/>
       <w:br/>
     </w:r>

--- a/tillsyn/A 22067-2024 tillsynsbegäran.docx
+++ b/tillsyn/A 22067-2024 tillsynsbegäran.docx
@@ -491,7 +491,7 @@
     <w:r>
       <w:tab/>
       <w:tab/>
-      <w:t>2026-07-01</w:t>
+      <w:t>2026-07-02</w:t>
       <w:br/>
       <w:br/>
     </w:r>

--- a/tillsyn/A 22067-2024 tillsynsbegäran.docx
+++ b/tillsyn/A 22067-2024 tillsynsbegäran.docx
@@ -491,7 +491,7 @@
     <w:r>
       <w:tab/>
       <w:tab/>
-      <w:t>2026-07-13</w:t>
+      <w:t>2026-07-14</w:t>
       <w:br/>
       <w:br/>
     </w:r>

--- a/tillsyn/A 22067-2024 tillsynsbegäran.docx
+++ b/tillsyn/A 22067-2024 tillsynsbegäran.docx
@@ -491,7 +491,7 @@
     <w:r>
       <w:tab/>
       <w:tab/>
-      <w:t>2026-07-14</w:t>
+      <w:t>2026-07-15</w:t>
       <w:br/>
       <w:br/>
     </w:r>

--- a/tillsyn/A 22067-2024 tillsynsbegäran.docx
+++ b/tillsyn/A 22067-2024 tillsynsbegäran.docx
@@ -491,7 +491,7 @@
     <w:r>
       <w:tab/>
       <w:tab/>
-      <w:t>2026-07-15</w:t>
+      <w:t>2026-07-16</w:t>
       <w:br/>
       <w:br/>
     </w:r>

--- a/tillsyn/A 22067-2024 tillsynsbegäran.docx
+++ b/tillsyn/A 22067-2024 tillsynsbegäran.docx
@@ -491,7 +491,7 @@
     <w:r>
       <w:tab/>
       <w:tab/>
-      <w:t>2026-07-16</w:t>
+      <w:t>2026-07-17</w:t>
       <w:br/>
       <w:br/>
     </w:r>

--- a/tillsyn/A 22067-2024 tillsynsbegäran.docx
+++ b/tillsyn/A 22067-2024 tillsynsbegäran.docx
@@ -491,7 +491,7 @@
     <w:r>
       <w:tab/>
       <w:tab/>
-      <w:t>2026-07-17</w:t>
+      <w:t>2026-07-18</w:t>
       <w:br/>
       <w:br/>
     </w:r>

--- a/tillsyn/A 22067-2024 tillsynsbegäran.docx
+++ b/tillsyn/A 22067-2024 tillsynsbegäran.docx
@@ -491,7 +491,7 @@
     <w:r>
       <w:tab/>
       <w:tab/>
-      <w:t>2026-07-18</w:t>
+      <w:t>2026-07-19</w:t>
       <w:br/>
       <w:br/>
     </w:r>

--- a/tillsyn/A 22067-2024 tillsynsbegäran.docx
+++ b/tillsyn/A 22067-2024 tillsynsbegäran.docx
@@ -491,7 +491,7 @@
     <w:r>
       <w:tab/>
       <w:tab/>
-      <w:t>2026-07-19</w:t>
+      <w:t>2026-07-20</w:t>
       <w:br/>
       <w:br/>
     </w:r>

--- a/tillsyn/A 22067-2024 tillsynsbegäran.docx
+++ b/tillsyn/A 22067-2024 tillsynsbegäran.docx
@@ -491,7 +491,7 @@
     <w:r>
       <w:tab/>
       <w:tab/>
-      <w:t>2026-07-20</w:t>
+      <w:t>2026-07-21</w:t>
       <w:br/>
       <w:br/>
     </w:r>

--- a/tillsyn/A 22067-2024 tillsynsbegäran.docx
+++ b/tillsyn/A 22067-2024 tillsynsbegäran.docx
@@ -491,7 +491,7 @@
     <w:r>
       <w:tab/>
       <w:tab/>
-      <w:t>2026-07-21</w:t>
+      <w:t>2026-07-22</w:t>
       <w:br/>
       <w:br/>
     </w:r>

--- a/tillsyn/A 22067-2024 tillsynsbegäran.docx
+++ b/tillsyn/A 22067-2024 tillsynsbegäran.docx
@@ -491,7 +491,7 @@
     <w:r>
       <w:tab/>
       <w:tab/>
-      <w:t>2026-07-22</w:t>
+      <w:t>2026-07-23</w:t>
       <w:br/>
       <w:br/>
     </w:r>

--- a/tillsyn/A 22067-2024 tillsynsbegäran.docx
+++ b/tillsyn/A 22067-2024 tillsynsbegäran.docx
@@ -491,7 +491,7 @@
     <w:r>
       <w:tab/>
       <w:tab/>
-      <w:t>2026-07-23</w:t>
+      <w:t>2026-07-24</w:t>
       <w:br/>
       <w:br/>
     </w:r>

--- a/tillsyn/A 22067-2024 tillsynsbegäran.docx
+++ b/tillsyn/A 22067-2024 tillsynsbegäran.docx
@@ -491,7 +491,7 @@
     <w:r>
       <w:tab/>
       <w:tab/>
-      <w:t>2026-07-24</w:t>
+      <w:t>2026-07-25</w:t>
       <w:br/>
       <w:br/>
     </w:r>

--- a/tillsyn/A 22067-2024 tillsynsbegäran.docx
+++ b/tillsyn/A 22067-2024 tillsynsbegäran.docx
@@ -491,7 +491,7 @@
     <w:r>
       <w:tab/>
       <w:tab/>
-      <w:t>2026-07-25</w:t>
+      <w:t>2026-07-26</w:t>
       <w:br/>
       <w:br/>
     </w:r>

--- a/tillsyn/A 22067-2024 tillsynsbegäran.docx
+++ b/tillsyn/A 22067-2024 tillsynsbegäran.docx
@@ -491,7 +491,7 @@
     <w:r>
       <w:tab/>
       <w:tab/>
-      <w:t>2026-07-26</w:t>
+      <w:t>2026-07-27</w:t>
       <w:br/>
       <w:br/>
     </w:r>

--- a/tillsyn/A 22067-2024 tillsynsbegäran.docx
+++ b/tillsyn/A 22067-2024 tillsynsbegäran.docx
@@ -491,7 +491,7 @@
     <w:r>
       <w:tab/>
       <w:tab/>
-      <w:t>2026-07-27</w:t>
+      <w:t>2026-07-28</w:t>
       <w:br/>
       <w:br/>
     </w:r>

--- a/tillsyn/A 22067-2024 tillsynsbegäran.docx
+++ b/tillsyn/A 22067-2024 tillsynsbegäran.docx
@@ -491,7 +491,7 @@
     <w:r>
       <w:tab/>
       <w:tab/>
-      <w:t>2026-07-28</w:t>
+      <w:t>2026-07-29</w:t>
       <w:br/>
       <w:br/>
     </w:r>

--- a/tillsyn/A 22067-2024 tillsynsbegäran.docx
+++ b/tillsyn/A 22067-2024 tillsynsbegäran.docx
@@ -491,7 +491,7 @@
     <w:r>
       <w:tab/>
       <w:tab/>
-      <w:t>2026-07-29</w:t>
+      <w:t>2026-07-30</w:t>
       <w:br/>
       <w:br/>
     </w:r>

--- a/tillsyn/A 22067-2024 tillsynsbegäran.docx
+++ b/tillsyn/A 22067-2024 tillsynsbegäran.docx
@@ -491,7 +491,7 @@
     <w:r>
       <w:tab/>
       <w:tab/>
-      <w:t>2026-07-30</w:t>
+      <w:t>2026-07-31</w:t>
       <w:br/>
       <w:br/>
     </w:r>

--- a/tillsyn/A 22067-2024 tillsynsbegäran.docx
+++ b/tillsyn/A 22067-2024 tillsynsbegäran.docx
@@ -491,7 +491,7 @@
     <w:r>
       <w:tab/>
       <w:tab/>
-      <w:t>2026-07-31</w:t>
+      <w:t>2026-08-01</w:t>
       <w:br/>
       <w:br/>
     </w:r>

--- a/tillsyn/A 22067-2024 tillsynsbegäran.docx
+++ b/tillsyn/A 22067-2024 tillsynsbegäran.docx
@@ -491,7 +491,7 @@
     <w:r>
       <w:tab/>
       <w:tab/>
-      <w:t>2026-08-01</w:t>
+      <w:t>2026-08-02</w:t>
       <w:br/>
       <w:br/>
     </w:r>

--- a/tillsyn/A 22067-2024 tillsynsbegäran.docx
+++ b/tillsyn/A 22067-2024 tillsynsbegäran.docx
@@ -491,7 +491,7 @@
     <w:r>
       <w:tab/>
       <w:tab/>
-      <w:t>2026-08-02</w:t>
+      <w:t>2026-08-03</w:t>
       <w:br/>
       <w:br/>
     </w:r>

--- a/tillsyn/A 22067-2024 tillsynsbegäran.docx
+++ b/tillsyn/A 22067-2024 tillsynsbegäran.docx
@@ -491,7 +491,7 @@
     <w:r>
       <w:tab/>
       <w:tab/>
-      <w:t>2026-08-03</w:t>
+      <w:t>2026-08-05</w:t>
       <w:br/>
       <w:br/>
     </w:r>

--- a/tillsyn/A 22067-2024 tillsynsbegäran.docx
+++ b/tillsyn/A 22067-2024 tillsynsbegäran.docx
@@ -491,7 +491,7 @@
     <w:r>
       <w:tab/>
       <w:tab/>
-      <w:t>2026-08-05</w:t>
+      <w:t>2026-08-07</w:t>
       <w:br/>
       <w:br/>
     </w:r>

--- a/tillsyn/A 22067-2024 tillsynsbegäran.docx
+++ b/tillsyn/A 22067-2024 tillsynsbegäran.docx
@@ -491,7 +491,7 @@
     <w:r>
       <w:tab/>
       <w:tab/>
-      <w:t>2026-08-07</w:t>
+      <w:t>2026-08-08</w:t>
       <w:br/>
       <w:br/>
     </w:r>

--- a/tillsyn/A 22067-2024 tillsynsbegäran.docx
+++ b/tillsyn/A 22067-2024 tillsynsbegäran.docx
@@ -60,7 +60,7 @@
         <w:spacing w:after="240"/>
       </w:pPr>
       <w:r>
-        <w:t>Figur 1. Fyndplatser för naturvårdsarter i och inom 13 meter från avverkningsanmälan. Markörer utan svart kant är placerade på fyndplatsen. Markörer med svart kant är placerade vid sidan av fyndplatsen har ett svart streck som visar fyndplatsens exakta position. Kartans mittpunktskoordinat är N 6846921, E 476559 i SWEREF 99 TM.</w:t>
+        <w:t>Figur 1. Fyndplatser för naturvårdsarter i och inom 13 meter från avverkningsanmälan. Markörer utan svart kant är placerade på fyndplatsen. Markörer med svart kant är placerade vid sidan av fyndplatsen och har ett svart streck som visar fyndplatsens exakta position. Kartans mittpunktskoordinat är N 6846921, E 476559 i SWEREF 99 TM.</w:t>
       </w:r>
     </w:p>
     <w:p>
@@ -491,7 +491,7 @@
     <w:r>
       <w:tab/>
       <w:tab/>
-      <w:t>2026-08-14</w:t>
+      <w:t>2026-08-15</w:t>
       <w:br/>
       <w:br/>
     </w:r>

--- a/tillsyn/A 22067-2024 tillsynsbegäran.docx
+++ b/tillsyn/A 22067-2024 tillsynsbegäran.docx
@@ -491,7 +491,7 @@
     <w:r>
       <w:tab/>
       <w:tab/>
-      <w:t>2026-08-15</w:t>
+      <w:t>2026-08-16</w:t>
       <w:br/>
       <w:br/>
     </w:r>

--- a/tillsyn/A 22067-2024 tillsynsbegäran.docx
+++ b/tillsyn/A 22067-2024 tillsynsbegäran.docx
@@ -491,7 +491,7 @@
     <w:r>
       <w:tab/>
       <w:tab/>
-      <w:t>2026-08-16</w:t>
+      <w:t>2026-08-17</w:t>
       <w:br/>
       <w:br/>
     </w:r>

--- a/tillsyn/A 22067-2024 tillsynsbegäran.docx
+++ b/tillsyn/A 22067-2024 tillsynsbegäran.docx
@@ -491,7 +491,7 @@
     <w:r>
       <w:tab/>
       <w:tab/>
-      <w:t>2026-08-17</w:t>
+      <w:t>2026-08-18</w:t>
       <w:br/>
       <w:br/>
     </w:r>

--- a/tillsyn/A 22067-2024 tillsynsbegäran.docx
+++ b/tillsyn/A 22067-2024 tillsynsbegäran.docx
@@ -491,7 +491,7 @@
     <w:r>
       <w:tab/>
       <w:tab/>
-      <w:t>2026-08-18</w:t>
+      <w:t>2026-08-19</w:t>
       <w:br/>
       <w:br/>
     </w:r>

--- a/tillsyn/A 22067-2024 tillsynsbegäran.docx
+++ b/tillsyn/A 22067-2024 tillsynsbegäran.docx
@@ -491,7 +491,7 @@
     <w:r>
       <w:tab/>
       <w:tab/>
-      <w:t>2026-08-19</w:t>
+      <w:t>2026-08-20</w:t>
       <w:br/>
       <w:br/>
     </w:r>

--- a/tillsyn/A 22067-2024 tillsynsbegäran.docx
+++ b/tillsyn/A 22067-2024 tillsynsbegäran.docx
@@ -491,7 +491,7 @@
     <w:r>
       <w:tab/>
       <w:tab/>
-      <w:t>2026-08-20</w:t>
+      <w:t>2026-08-21</w:t>
       <w:br/>
       <w:br/>
     </w:r>

--- a/tillsyn/A 22067-2024 tillsynsbegäran.docx
+++ b/tillsyn/A 22067-2024 tillsynsbegäran.docx
@@ -491,7 +491,7 @@
     <w:r>
       <w:tab/>
       <w:tab/>
-      <w:t>2026-08-21</w:t>
+      <w:t>2026-08-22</w:t>
       <w:br/>
       <w:br/>
     </w:r>
